--- a/public/documentos/CRO-01-linea-base-del-cronograma.docx
+++ b/public/documentos/CRO-01-linea-base-del-cronograma.docx
@@ -52,7 +52,7 @@
                 <w:noProof/>
               </w:rPr>
               <w:drawing>
-                <wp:inline distT="0" distB="0" distL="0" distR="0" wp14:anchorId="3F61FF13" wp14:editId="2D836494">
+                <wp:inline distT="0" distB="0" distL="0" distR="0" wp14:anchorId="041B0F03" wp14:editId="1D1B9C31">
                   <wp:extent cx="990600" cy="990600"/>
                   <wp:effectExtent l="0" t="0" r="0" b="0"/>
                   <wp:docPr id="1" name="Imagen 1"/>
@@ -171,10 +171,10 @@
                 <w:noProof/>
               </w:rPr>
               <w:drawing>
-                <wp:inline distT="0" distB="0" distL="0" distR="0" wp14:anchorId="24B65217" wp14:editId="01780B69">
+                <wp:inline distT="0" distB="0" distL="0" distR="0" wp14:anchorId="4743BCD2" wp14:editId="0CAFA6E6">
                   <wp:extent cx="800100" cy="800100"/>
                   <wp:effectExtent l="0" t="0" r="0" b="0"/>
-                  <wp:docPr id="1530271367" name="Imagen 1530271367"/>
+                  <wp:docPr id="110181036" name="Imagen 110181036"/>
                   <wp:cNvGraphicFramePr>
                     <a:graphicFrameLocks xmlns:a="http://schemas.openxmlformats.org/drawingml/2006/main" noChangeAspect="1"/>
                   </wp:cNvGraphicFramePr>
@@ -2867,7 +2867,7 @@
     <w:sdt>
       <w:sdtPr>
         <w:alias w:val="Contenido"/>
-        <w:id w:val="753018457"/>
+        <w:id w:val="2071074876"/>
       </w:sdtPr>
       <w:sdtEndPr/>
       <w:sdtContent>
@@ -2893,7 +2893,7 @@
           <w:r>
             <w:fldChar w:fldCharType="separate"/>
           </w:r>
-          <w:hyperlink w:anchor="_Toc242536821" w:history="1">
+          <w:hyperlink w:anchor="_Toc242538849" w:history="1">
             <w:r>
               <w:rPr>
                 <w:rStyle w:val="Hipervnculo"/>
@@ -2917,7 +2917,7 @@
               <w:rPr>
                 <w:noProof/>
               </w:rPr>
-              <w:instrText xml:space="preserve"> PAGEREF _Toc242536821 \h </w:instrText>
+              <w:instrText xml:space="preserve"> PAGEREF _Toc242538849 \h </w:instrText>
             </w:r>
             <w:r>
               <w:rPr>
@@ -2957,7 +2957,7 @@
               <w14:ligatures w14:val="standardContextual"/>
             </w:rPr>
           </w:pPr>
-          <w:hyperlink w:anchor="_Toc242536822" w:history="1">
+          <w:hyperlink w:anchor="_Toc242538850" w:history="1">
             <w:r>
               <w:rPr>
                 <w:rStyle w:val="Hipervnculo"/>
@@ -2981,7 +2981,7 @@
               <w:rPr>
                 <w:noProof/>
               </w:rPr>
-              <w:instrText xml:space="preserve"> PAGEREF _Toc242536822 \h </w:instrText>
+              <w:instrText xml:space="preserve"> PAGEREF _Toc242538850 \h </w:instrText>
             </w:r>
             <w:r>
               <w:rPr>
@@ -3021,7 +3021,7 @@
               <w14:ligatures w14:val="standardContextual"/>
             </w:rPr>
           </w:pPr>
-          <w:hyperlink w:anchor="_Toc242536823" w:history="1">
+          <w:hyperlink w:anchor="_Toc242538851" w:history="1">
             <w:r>
               <w:rPr>
                 <w:rStyle w:val="Hipervnculo"/>
@@ -3045,7 +3045,7 @@
               <w:rPr>
                 <w:noProof/>
               </w:rPr>
-              <w:instrText xml:space="preserve"> PAGEREF _Toc242536823 \h </w:instrText>
+              <w:instrText xml:space="preserve"> PAGEREF _Toc242538851 \h </w:instrText>
             </w:r>
             <w:r>
               <w:rPr>
@@ -3085,7 +3085,7 @@
               <w14:ligatures w14:val="standardContextual"/>
             </w:rPr>
           </w:pPr>
-          <w:hyperlink w:anchor="_Toc242536824" w:history="1">
+          <w:hyperlink w:anchor="_Toc242538852" w:history="1">
             <w:r>
               <w:rPr>
                 <w:rStyle w:val="Hipervnculo"/>
@@ -3109,7 +3109,7 @@
               <w:rPr>
                 <w:noProof/>
               </w:rPr>
-              <w:instrText xml:space="preserve"> PAGEREF _Toc242536824 \h </w:instrText>
+              <w:instrText xml:space="preserve"> PAGEREF _Toc242538852 \h </w:instrText>
             </w:r>
             <w:r>
               <w:rPr>
@@ -3149,7 +3149,7 @@
               <w14:ligatures w14:val="standardContextual"/>
             </w:rPr>
           </w:pPr>
-          <w:hyperlink w:anchor="_Toc242536825" w:history="1">
+          <w:hyperlink w:anchor="_Toc242538853" w:history="1">
             <w:r>
               <w:rPr>
                 <w:rStyle w:val="Hipervnculo"/>
@@ -3173,7 +3173,7 @@
               <w:rPr>
                 <w:noProof/>
               </w:rPr>
-              <w:instrText xml:space="preserve"> PAGEREF _Toc242536825 \h </w:instrText>
+              <w:instrText xml:space="preserve"> PAGEREF _Toc242538853 \h </w:instrText>
             </w:r>
             <w:r>
               <w:rPr>
@@ -3213,7 +3213,7 @@
               <w14:ligatures w14:val="standardContextual"/>
             </w:rPr>
           </w:pPr>
-          <w:hyperlink w:anchor="_Toc242536826" w:history="1">
+          <w:hyperlink w:anchor="_Toc242538854" w:history="1">
             <w:r>
               <w:rPr>
                 <w:rStyle w:val="Hipervnculo"/>
@@ -3237,7 +3237,7 @@
               <w:rPr>
                 <w:noProof/>
               </w:rPr>
-              <w:instrText xml:space="preserve"> PAGEREF _Toc242536826 \h </w:instrText>
+              <w:instrText xml:space="preserve"> PAGEREF _Toc242538854 \h </w:instrText>
             </w:r>
             <w:r>
               <w:rPr>
@@ -3277,7 +3277,7 @@
               <w14:ligatures w14:val="standardContextual"/>
             </w:rPr>
           </w:pPr>
-          <w:hyperlink w:anchor="_Toc242536827" w:history="1">
+          <w:hyperlink w:anchor="_Toc242538855" w:history="1">
             <w:r>
               <w:rPr>
                 <w:rStyle w:val="Hipervnculo"/>
@@ -3301,7 +3301,7 @@
               <w:rPr>
                 <w:noProof/>
               </w:rPr>
-              <w:instrText xml:space="preserve"> PAGEREF _Toc242536827 \h </w:instrText>
+              <w:instrText xml:space="preserve"> PAGEREF _Toc242538855 \h </w:instrText>
             </w:r>
             <w:r>
               <w:rPr>
@@ -3341,7 +3341,7 @@
               <w14:ligatures w14:val="standardContextual"/>
             </w:rPr>
           </w:pPr>
-          <w:hyperlink w:anchor="_Toc242536828" w:history="1">
+          <w:hyperlink w:anchor="_Toc242538856" w:history="1">
             <w:r>
               <w:rPr>
                 <w:rStyle w:val="Hipervnculo"/>
@@ -3365,7 +3365,7 @@
               <w:rPr>
                 <w:noProof/>
               </w:rPr>
-              <w:instrText xml:space="preserve"> PAGEREF _Toc242536828 \h </w:instrText>
+              <w:instrText xml:space="preserve"> PAGEREF _Toc242538856 \h </w:instrText>
             </w:r>
             <w:r>
               <w:rPr>
@@ -3405,7 +3405,7 @@
               <w14:ligatures w14:val="standardContextual"/>
             </w:rPr>
           </w:pPr>
-          <w:hyperlink w:anchor="_Toc242536829" w:history="1">
+          <w:hyperlink w:anchor="_Toc242538857" w:history="1">
             <w:r>
               <w:rPr>
                 <w:rStyle w:val="Hipervnculo"/>
@@ -3429,7 +3429,7 @@
               <w:rPr>
                 <w:noProof/>
               </w:rPr>
-              <w:instrText xml:space="preserve"> PAGEREF _Toc242536829 \h </w:instrText>
+              <w:instrText xml:space="preserve"> PAGEREF _Toc242538857 \h </w:instrText>
             </w:r>
             <w:r>
               <w:rPr>
@@ -3479,7 +3479,7 @@
       <w:pPr>
         <w:pStyle w:val="Ttulo1"/>
       </w:pPr>
-      <w:bookmarkStart w:id="0" w:name="_Toc242536821"/>
+      <w:bookmarkStart w:id="0" w:name="_Toc242538849"/>
       <w:r>
         <w:lastRenderedPageBreak/>
         <w:t>1. Cambios respecto de la versión 2</w:t>
@@ -4696,7 +4696,7 @@
       <w:pPr>
         <w:pStyle w:val="Ttulo1"/>
       </w:pPr>
-      <w:bookmarkStart w:id="1" w:name="_Toc242536822"/>
+      <w:bookmarkStart w:id="1" w:name="_Toc242538850"/>
       <w:r>
         <w:t>2. Plan de gestión del cronograma</w:t>
       </w:r>
@@ -5527,7 +5527,7 @@
       <w:pPr>
         <w:pStyle w:val="Ttulo1"/>
       </w:pPr>
-      <w:bookmarkStart w:id="2" w:name="_Toc242536823"/>
+      <w:bookmarkStart w:id="2" w:name="_Toc242538851"/>
       <w:r>
         <w:lastRenderedPageBreak/>
         <w:t>3. Calendario del proyecto</w:t>
@@ -8116,7 +8116,7 @@
       <w:pPr>
         <w:pStyle w:val="Ttulo1"/>
       </w:pPr>
-      <w:bookmarkStart w:id="3" w:name="_Toc242536824"/>
+      <w:bookmarkStart w:id="3" w:name="_Toc242538852"/>
       <w:r>
         <w:lastRenderedPageBreak/>
         <w:t>4. Lista de actividades y estimación PERT</w:t>
@@ -31836,7 +31836,7 @@
       <w:pPr>
         <w:pStyle w:val="Ttulo1"/>
       </w:pPr>
-      <w:bookmarkStart w:id="4" w:name="_Toc242536825"/>
+      <w:bookmarkStart w:id="4" w:name="_Toc242538853"/>
       <w:r>
         <w:lastRenderedPageBreak/>
         <w:t>5. Resumen de la estimación</w:t>
@@ -33687,7 +33687,7 @@
       <w:pPr>
         <w:pStyle w:val="Ttulo1"/>
       </w:pPr>
-      <w:bookmarkStart w:id="5" w:name="_Toc242536826"/>
+      <w:bookmarkStart w:id="5" w:name="_Toc242538854"/>
       <w:r>
         <w:t>6. Cronograma de hitos</w:t>
       </w:r>
@@ -34753,7 +34753,7 @@
       <w:pPr>
         <w:pStyle w:val="Ttulo1"/>
       </w:pPr>
-      <w:bookmarkStart w:id="6" w:name="_Toc242536827"/>
+      <w:bookmarkStart w:id="6" w:name="_Toc242538855"/>
       <w:r>
         <w:lastRenderedPageBreak/>
         <w:t>7. Diagrama de Gantt por semanas</w:t>
@@ -44767,7 +44767,7 @@
       <w:pPr>
         <w:pStyle w:val="Ttulo1"/>
       </w:pPr>
-      <w:bookmarkStart w:id="7" w:name="_Toc242536828"/>
+      <w:bookmarkStart w:id="7" w:name="_Toc242538856"/>
       <w:r>
         <w:lastRenderedPageBreak/>
         <w:t>8. Asignación por integrante</w:t>
@@ -45714,7 +45714,7 @@
       <w:pPr>
         <w:pStyle w:val="Ttulo1"/>
       </w:pPr>
-      <w:bookmarkStart w:id="8" w:name="_Toc242536829"/>
+      <w:bookmarkStart w:id="8" w:name="_Toc242538857"/>
       <w:r>
         <w:t>9. Monitoreo y control del cronograma</w:t>
       </w:r>
@@ -49371,10 +49371,64 @@
 <file path=word/numbering.xml><?xml version="1.0" encoding="utf-8"?>
 <w:numbering xmlns:wpc="http://schemas.microsoft.com/office/word/2010/wordprocessingCanvas" xmlns:cx="http://schemas.microsoft.com/office/drawing/2014/chartex" xmlns:cx1="http://schemas.microsoft.com/office/drawing/2015/9/8/chartex" xmlns:cx2="http://schemas.microsoft.com/office/drawing/2015/10/21/chartex" xmlns:cx3="http://schemas.microsoft.com/office/drawing/2016/5/9/chartex" xmlns:cx4="http://schemas.microsoft.com/office/drawing/2016/5/10/chartex" xmlns:cx5="http://schemas.microsoft.com/office/drawing/2016/5/11/chartex" xmlns:cx6="http://schemas.microsoft.com/office/drawing/2016/5/12/chartex" xmlns:cx7="http://schemas.microsoft.com/office/drawing/2016/5/13/chartex" xmlns:cx8="http://schemas.microsoft.com/office/drawing/2016/5/14/chartex" xmlns:mc="http://schemas.openxmlformats.org/markup-compatibility/2006" xmlns:aink="http://schemas.microsoft.com/office/drawing/2016/ink" xmlns:am3d="http://schemas.microsoft.com/office/drawing/2017/model3d" xmlns:o="urn:schemas-microsoft-com:office:office" xmlns:oel="http://schemas.microsoft.com/office/2019/extlst" xmlns:r="http://schemas.openxmlformats.org/officeDocument/2006/relationships" xmlns:m="http://schemas.openxmlformats.org/officeDocument/2006/math" xmlns:v="urn:schemas-microsoft-com:vml" xmlns:wp14="http://schemas.microsoft.com/office/word/2010/wordprocessingDrawing" xmlns:wp="http://schemas.openxmlformats.org/drawingml/2006/wordprocessingDrawing" xmlns:w10="urn:schemas-microsoft-com:office:word" xmlns:w="http://schemas.openxmlformats.org/wordprocessingml/2006/main" xmlns:w14="http://schemas.microsoft.com/office/word/2010/wordml" xmlns:w15="http://schemas.microsoft.com/office/word/2012/wordml" xmlns:w16cex="http://schemas.microsoft.com/office/word/2018/wordml/cex" xmlns:w16cid="http://schemas.microsoft.com/office/word/2016/wordml/cid" xmlns:w16="http://schemas.microsoft.com/office/word/2018/wordml" xmlns:w16du="http://schemas.microsoft.com/office/word/2023/wordml/word16du" xmlns:w16sdtdh="http://schemas.microsoft.com/office/word/2020/wordml/sdtdatahash" xmlns:w16sdtfl="http://schemas.microsoft.com/office/word/2024/wordml/sdtformatlock" xmlns:w16se="http://schemas.microsoft.com/office/word/2015/wordml/symex" xmlns:wpg="http://schemas.microsoft.com/office/word/2010/wordprocessingGroup" xmlns:wpi="http://schemas.microsoft.com/office/word/2010/wordprocessingInk" xmlns:wne="http://schemas.microsoft.com/office/word/2006/wordml" xmlns:wps="http://schemas.microsoft.com/office/word/2010/wordprocessingShape" mc:Ignorable="w14 w15 w16se w16cid w16 w16cex w16sdtdh w16sdtfl w16du wp14">
   <w:abstractNum w:abstractNumId="0" w15:restartNumberingAfterBreak="0">
-    <w:nsid w:val="14A1156B"/>
+    <w:nsid w:val="2D346F41"/>
     <w:multiLevelType w:val="hybridMultilevel"/>
-    <w:tmpl w:val="E290530E"/>
-    <w:lvl w:ilvl="0" w:tplc="C0AE6A76">
+    <w:tmpl w:val="D07CD04E"/>
+    <w:lvl w:ilvl="0" w:tplc="F27ACBE6">
+      <w:start w:val="1"/>
+      <w:numFmt w:val="bullet"/>
+      <w:lvlText w:val="•"/>
+      <w:lvlJc w:val="left"/>
+      <w:pPr>
+        <w:ind w:left="560" w:hanging="280"/>
+      </w:pPr>
+    </w:lvl>
+    <w:lvl w:ilvl="1" w:tplc="AF945778">
+      <w:numFmt w:val="decimal"/>
+      <w:lvlText w:val=""/>
+      <w:lvlJc w:val="left"/>
+    </w:lvl>
+    <w:lvl w:ilvl="2" w:tplc="317CD4A0">
+      <w:numFmt w:val="decimal"/>
+      <w:lvlText w:val=""/>
+      <w:lvlJc w:val="left"/>
+    </w:lvl>
+    <w:lvl w:ilvl="3" w:tplc="B5A0360E">
+      <w:numFmt w:val="decimal"/>
+      <w:lvlText w:val=""/>
+      <w:lvlJc w:val="left"/>
+    </w:lvl>
+    <w:lvl w:ilvl="4" w:tplc="1F5EA95A">
+      <w:numFmt w:val="decimal"/>
+      <w:lvlText w:val=""/>
+      <w:lvlJc w:val="left"/>
+    </w:lvl>
+    <w:lvl w:ilvl="5" w:tplc="6144F32E">
+      <w:numFmt w:val="decimal"/>
+      <w:lvlText w:val=""/>
+      <w:lvlJc w:val="left"/>
+    </w:lvl>
+    <w:lvl w:ilvl="6" w:tplc="C6DC96F0">
+      <w:numFmt w:val="decimal"/>
+      <w:lvlText w:val=""/>
+      <w:lvlJc w:val="left"/>
+    </w:lvl>
+    <w:lvl w:ilvl="7" w:tplc="10EA29B4">
+      <w:numFmt w:val="decimal"/>
+      <w:lvlText w:val=""/>
+      <w:lvlJc w:val="left"/>
+    </w:lvl>
+    <w:lvl w:ilvl="8" w:tplc="66C4D4A4">
+      <w:numFmt w:val="decimal"/>
+      <w:lvlText w:val=""/>
+      <w:lvlJc w:val="left"/>
+    </w:lvl>
+  </w:abstractNum>
+  <w:abstractNum w:abstractNumId="1" w15:restartNumberingAfterBreak="0">
+    <w:nsid w:val="3D6502B5"/>
+    <w:multiLevelType w:val="hybridMultilevel"/>
+    <w:tmpl w:val="F4666D8A"/>
+    <w:lvl w:ilvl="0" w:tplc="C742DEC0">
       <w:start w:val="1"/>
       <w:numFmt w:val="decimal"/>
       <w:lvlText w:val="%1."/>
@@ -49383,106 +49437,52 @@
         <w:ind w:left="560" w:hanging="340"/>
       </w:pPr>
     </w:lvl>
-    <w:lvl w:ilvl="1" w:tplc="B87055A0">
+    <w:lvl w:ilvl="1" w:tplc="F3F0F9C8">
       <w:numFmt w:val="decimal"/>
       <w:lvlText w:val=""/>
       <w:lvlJc w:val="left"/>
     </w:lvl>
-    <w:lvl w:ilvl="2" w:tplc="50EE3EE0">
+    <w:lvl w:ilvl="2" w:tplc="09961B38">
       <w:numFmt w:val="decimal"/>
       <w:lvlText w:val=""/>
       <w:lvlJc w:val="left"/>
     </w:lvl>
-    <w:lvl w:ilvl="3" w:tplc="7A605298">
+    <w:lvl w:ilvl="3" w:tplc="AE02FFF0">
       <w:numFmt w:val="decimal"/>
       <w:lvlText w:val=""/>
       <w:lvlJc w:val="left"/>
     </w:lvl>
-    <w:lvl w:ilvl="4" w:tplc="2634F39E">
+    <w:lvl w:ilvl="4" w:tplc="47725D52">
       <w:numFmt w:val="decimal"/>
       <w:lvlText w:val=""/>
       <w:lvlJc w:val="left"/>
     </w:lvl>
-    <w:lvl w:ilvl="5" w:tplc="A3626D70">
+    <w:lvl w:ilvl="5" w:tplc="83944F06">
       <w:numFmt w:val="decimal"/>
       <w:lvlText w:val=""/>
       <w:lvlJc w:val="left"/>
     </w:lvl>
-    <w:lvl w:ilvl="6" w:tplc="F57C3160">
+    <w:lvl w:ilvl="6" w:tplc="28E07024">
       <w:numFmt w:val="decimal"/>
       <w:lvlText w:val=""/>
       <w:lvlJc w:val="left"/>
     </w:lvl>
-    <w:lvl w:ilvl="7" w:tplc="80BC455A">
+    <w:lvl w:ilvl="7" w:tplc="9ADC8E06">
       <w:numFmt w:val="decimal"/>
       <w:lvlText w:val=""/>
       <w:lvlJc w:val="left"/>
     </w:lvl>
-    <w:lvl w:ilvl="8" w:tplc="DEDC5450">
-      <w:numFmt w:val="decimal"/>
-      <w:lvlText w:val=""/>
-      <w:lvlJc w:val="left"/>
-    </w:lvl>
-  </w:abstractNum>
-  <w:abstractNum w:abstractNumId="1" w15:restartNumberingAfterBreak="0">
-    <w:nsid w:val="41AB007D"/>
-    <w:multiLevelType w:val="hybridMultilevel"/>
-    <w:tmpl w:val="EA24FC26"/>
-    <w:lvl w:ilvl="0" w:tplc="D020E8C4">
-      <w:start w:val="1"/>
-      <w:numFmt w:val="bullet"/>
-      <w:lvlText w:val="•"/>
-      <w:lvlJc w:val="left"/>
-      <w:pPr>
-        <w:ind w:left="560" w:hanging="280"/>
-      </w:pPr>
-    </w:lvl>
-    <w:lvl w:ilvl="1" w:tplc="2A8244D2">
-      <w:numFmt w:val="decimal"/>
-      <w:lvlText w:val=""/>
-      <w:lvlJc w:val="left"/>
-    </w:lvl>
-    <w:lvl w:ilvl="2" w:tplc="91EA28C8">
-      <w:numFmt w:val="decimal"/>
-      <w:lvlText w:val=""/>
-      <w:lvlJc w:val="left"/>
-    </w:lvl>
-    <w:lvl w:ilvl="3" w:tplc="F5ECF724">
-      <w:numFmt w:val="decimal"/>
-      <w:lvlText w:val=""/>
-      <w:lvlJc w:val="left"/>
-    </w:lvl>
-    <w:lvl w:ilvl="4" w:tplc="AAE4704A">
-      <w:numFmt w:val="decimal"/>
-      <w:lvlText w:val=""/>
-      <w:lvlJc w:val="left"/>
-    </w:lvl>
-    <w:lvl w:ilvl="5" w:tplc="42761812">
-      <w:numFmt w:val="decimal"/>
-      <w:lvlText w:val=""/>
-      <w:lvlJc w:val="left"/>
-    </w:lvl>
-    <w:lvl w:ilvl="6" w:tplc="AE36E434">
-      <w:numFmt w:val="decimal"/>
-      <w:lvlText w:val=""/>
-      <w:lvlJc w:val="left"/>
-    </w:lvl>
-    <w:lvl w:ilvl="7" w:tplc="35ECF2C4">
-      <w:numFmt w:val="decimal"/>
-      <w:lvlText w:val=""/>
-      <w:lvlJc w:val="left"/>
-    </w:lvl>
-    <w:lvl w:ilvl="8" w:tplc="D6DAE0E8">
+    <w:lvl w:ilvl="8" w:tplc="18DAE92E">
       <w:numFmt w:val="decimal"/>
       <w:lvlText w:val=""/>
       <w:lvlJc w:val="left"/>
     </w:lvl>
   </w:abstractNum>
   <w:abstractNum w:abstractNumId="2" w15:restartNumberingAfterBreak="0">
-    <w:nsid w:val="7C9A7EB4"/>
+    <w:nsid w:val="596C48F3"/>
     <w:multiLevelType w:val="hybridMultilevel"/>
-    <w:tmpl w:val="446C32DA"/>
-    <w:lvl w:ilvl="0" w:tplc="4AC03110">
+    <w:tmpl w:val="97AC2628"/>
+    <w:lvl w:ilvl="0" w:tplc="3818794E">
       <w:start w:val="1"/>
       <w:numFmt w:val="bullet"/>
       <w:lvlText w:val="●"/>
@@ -49491,7 +49491,7 @@
         <w:ind w:left="720" w:hanging="360"/>
       </w:pPr>
     </w:lvl>
-    <w:lvl w:ilvl="1" w:tplc="A8BCD20A">
+    <w:lvl w:ilvl="1" w:tplc="468E3052">
       <w:start w:val="1"/>
       <w:numFmt w:val="bullet"/>
       <w:lvlText w:val="○"/>
@@ -49500,7 +49500,7 @@
         <w:ind w:left="1440" w:hanging="360"/>
       </w:pPr>
     </w:lvl>
-    <w:lvl w:ilvl="2" w:tplc="4C801A14">
+    <w:lvl w:ilvl="2" w:tplc="089A66D4">
       <w:start w:val="1"/>
       <w:numFmt w:val="bullet"/>
       <w:lvlText w:val="■"/>
@@ -49509,7 +49509,7 @@
         <w:ind w:left="2160" w:hanging="360"/>
       </w:pPr>
     </w:lvl>
-    <w:lvl w:ilvl="3" w:tplc="D062E66C">
+    <w:lvl w:ilvl="3" w:tplc="6744186C">
       <w:start w:val="1"/>
       <w:numFmt w:val="bullet"/>
       <w:lvlText w:val="●"/>
@@ -49518,7 +49518,7 @@
         <w:ind w:left="2880" w:hanging="360"/>
       </w:pPr>
     </w:lvl>
-    <w:lvl w:ilvl="4" w:tplc="64A0A336">
+    <w:lvl w:ilvl="4" w:tplc="64A8EFA6">
       <w:start w:val="1"/>
       <w:numFmt w:val="bullet"/>
       <w:lvlText w:val="○"/>
@@ -49527,7 +49527,7 @@
         <w:ind w:left="3600" w:hanging="360"/>
       </w:pPr>
     </w:lvl>
-    <w:lvl w:ilvl="5" w:tplc="C87A8978">
+    <w:lvl w:ilvl="5" w:tplc="515E1352">
       <w:start w:val="1"/>
       <w:numFmt w:val="bullet"/>
       <w:lvlText w:val="■"/>
@@ -49536,7 +49536,7 @@
         <w:ind w:left="4320" w:hanging="360"/>
       </w:pPr>
     </w:lvl>
-    <w:lvl w:ilvl="6" w:tplc="3FC02F76">
+    <w:lvl w:ilvl="6" w:tplc="71C87E54">
       <w:start w:val="1"/>
       <w:numFmt w:val="bullet"/>
       <w:lvlText w:val="●"/>
@@ -49545,7 +49545,7 @@
         <w:ind w:left="5040" w:hanging="360"/>
       </w:pPr>
     </w:lvl>
-    <w:lvl w:ilvl="7" w:tplc="3C6C44C4">
+    <w:lvl w:ilvl="7" w:tplc="EEE20380">
       <w:start w:val="1"/>
       <w:numFmt w:val="bullet"/>
       <w:lvlText w:val="●"/>
@@ -49554,7 +49554,7 @@
         <w:ind w:left="5760" w:hanging="360"/>
       </w:pPr>
     </w:lvl>
-    <w:lvl w:ilvl="8" w:tplc="799E102C">
+    <w:lvl w:ilvl="8" w:tplc="B57AB318">
       <w:start w:val="1"/>
       <w:numFmt w:val="bullet"/>
       <w:lvlText w:val="●"/>
@@ -49564,14 +49564,14 @@
       </w:pPr>
     </w:lvl>
   </w:abstractNum>
-  <w:num w:numId="1" w16cid:durableId="1753966471">
+  <w:num w:numId="1" w16cid:durableId="450588775">
     <w:abstractNumId w:val="2"/>
     <w:lvlOverride w:ilvl="0">
       <w:startOverride w:val="1"/>
     </w:lvlOverride>
   </w:num>
-  <w:num w:numId="2" w16cid:durableId="696781063">
-    <w:abstractNumId w:val="1"/>
+  <w:num w:numId="2" w16cid:durableId="916476766">
+    <w:abstractNumId w:val="0"/>
     <w:lvlOverride w:ilvl="0">
       <w:startOverride w:val="1"/>
     </w:lvlOverride>
@@ -50163,7 +50163,7 @@
     <w:autoRedefine/>
     <w:uiPriority w:val="39"/>
     <w:unhideWhenUsed/>
-    <w:rsid w:val="00882452"/>
+    <w:rsid w:val="00681C76"/>
     <w:pPr>
       <w:spacing w:after="100"/>
     </w:pPr>

--- a/public/documentos/CRO-01-linea-base-del-cronograma.docx
+++ b/public/documentos/CRO-01-linea-base-del-cronograma.docx
@@ -52,7 +52,7 @@
                 <w:noProof/>
               </w:rPr>
               <w:drawing>
-                <wp:inline distT="0" distB="0" distL="0" distR="0" wp14:anchorId="041B0F03" wp14:editId="1D1B9C31">
+                <wp:inline distT="0" distB="0" distL="0" distR="0">
                   <wp:extent cx="990600" cy="990600"/>
                   <wp:effectExtent l="0" t="0" r="0" b="0"/>
                   <wp:docPr id="1" name="Imagen 1"/>
@@ -171,10 +171,10 @@
                 <w:noProof/>
               </w:rPr>
               <w:drawing>
-                <wp:inline distT="0" distB="0" distL="0" distR="0" wp14:anchorId="4743BCD2" wp14:editId="0CAFA6E6">
+                <wp:inline distT="0" distB="0" distL="0" distR="0">
                   <wp:extent cx="800100" cy="800100"/>
                   <wp:effectExtent l="0" t="0" r="0" b="0"/>
-                  <wp:docPr id="110181036" name="Imagen 110181036"/>
+                  <wp:docPr id="2133597689" name="Imagen 2133597689"/>
                   <wp:cNvGraphicFramePr>
                     <a:graphicFrameLocks xmlns:a="http://schemas.openxmlformats.org/drawingml/2006/main" noChangeAspect="1"/>
                   </wp:cNvGraphicFramePr>
@@ -2867,7 +2867,7 @@
     <w:sdt>
       <w:sdtPr>
         <w:alias w:val="Contenido"/>
-        <w:id w:val="2071074876"/>
+        <w:id w:val="636454207"/>
       </w:sdtPr>
       <w:sdtEndPr/>
       <w:sdtContent>
@@ -2893,7 +2893,7 @@
           <w:r>
             <w:fldChar w:fldCharType="separate"/>
           </w:r>
-          <w:hyperlink w:anchor="_Toc242538849" w:history="1">
+          <w:hyperlink w:anchor="_Toc242540423" w:history="1">
             <w:r>
               <w:rPr>
                 <w:rStyle w:val="Hipervnculo"/>
@@ -2917,7 +2917,7 @@
               <w:rPr>
                 <w:noProof/>
               </w:rPr>
-              <w:instrText xml:space="preserve"> PAGEREF _Toc242538849 \h </w:instrText>
+              <w:instrText xml:space="preserve"> PAGEREF _Toc242540423 \h </w:instrText>
             </w:r>
             <w:r>
               <w:rPr>
@@ -2957,7 +2957,7 @@
               <w14:ligatures w14:val="standardContextual"/>
             </w:rPr>
           </w:pPr>
-          <w:hyperlink w:anchor="_Toc242538850" w:history="1">
+          <w:hyperlink w:anchor="_Toc242540424" w:history="1">
             <w:r>
               <w:rPr>
                 <w:rStyle w:val="Hipervnculo"/>
@@ -2981,7 +2981,7 @@
               <w:rPr>
                 <w:noProof/>
               </w:rPr>
-              <w:instrText xml:space="preserve"> PAGEREF _Toc242538850 \h </w:instrText>
+              <w:instrText xml:space="preserve"> PAGEREF _Toc242540424 \h </w:instrText>
             </w:r>
             <w:r>
               <w:rPr>
@@ -3021,7 +3021,7 @@
               <w14:ligatures w14:val="standardContextual"/>
             </w:rPr>
           </w:pPr>
-          <w:hyperlink w:anchor="_Toc242538851" w:history="1">
+          <w:hyperlink w:anchor="_Toc242540425" w:history="1">
             <w:r>
               <w:rPr>
                 <w:rStyle w:val="Hipervnculo"/>
@@ -3045,7 +3045,7 @@
               <w:rPr>
                 <w:noProof/>
               </w:rPr>
-              <w:instrText xml:space="preserve"> PAGEREF _Toc242538851 \h </w:instrText>
+              <w:instrText xml:space="preserve"> PAGEREF _Toc242540425 \h </w:instrText>
             </w:r>
             <w:r>
               <w:rPr>
@@ -3085,7 +3085,7 @@
               <w14:ligatures w14:val="standardContextual"/>
             </w:rPr>
           </w:pPr>
-          <w:hyperlink w:anchor="_Toc242538852" w:history="1">
+          <w:hyperlink w:anchor="_Toc242540426" w:history="1">
             <w:r>
               <w:rPr>
                 <w:rStyle w:val="Hipervnculo"/>
@@ -3109,7 +3109,7 @@
               <w:rPr>
                 <w:noProof/>
               </w:rPr>
-              <w:instrText xml:space="preserve"> PAGEREF _Toc242538852 \h </w:instrText>
+              <w:instrText xml:space="preserve"> PAGEREF _Toc242540426 \h </w:instrText>
             </w:r>
             <w:r>
               <w:rPr>
@@ -3149,7 +3149,7 @@
               <w14:ligatures w14:val="standardContextual"/>
             </w:rPr>
           </w:pPr>
-          <w:hyperlink w:anchor="_Toc242538853" w:history="1">
+          <w:hyperlink w:anchor="_Toc242540427" w:history="1">
             <w:r>
               <w:rPr>
                 <w:rStyle w:val="Hipervnculo"/>
@@ -3173,7 +3173,7 @@
               <w:rPr>
                 <w:noProof/>
               </w:rPr>
-              <w:instrText xml:space="preserve"> PAGEREF _Toc242538853 \h </w:instrText>
+              <w:instrText xml:space="preserve"> PAGEREF _Toc242540427 \h </w:instrText>
             </w:r>
             <w:r>
               <w:rPr>
@@ -3213,7 +3213,7 @@
               <w14:ligatures w14:val="standardContextual"/>
             </w:rPr>
           </w:pPr>
-          <w:hyperlink w:anchor="_Toc242538854" w:history="1">
+          <w:hyperlink w:anchor="_Toc242540428" w:history="1">
             <w:r>
               <w:rPr>
                 <w:rStyle w:val="Hipervnculo"/>
@@ -3237,7 +3237,7 @@
               <w:rPr>
                 <w:noProof/>
               </w:rPr>
-              <w:instrText xml:space="preserve"> PAGEREF _Toc242538854 \h </w:instrText>
+              <w:instrText xml:space="preserve"> PAGEREF _Toc242540428 \h </w:instrText>
             </w:r>
             <w:r>
               <w:rPr>
@@ -3277,7 +3277,7 @@
               <w14:ligatures w14:val="standardContextual"/>
             </w:rPr>
           </w:pPr>
-          <w:hyperlink w:anchor="_Toc242538855" w:history="1">
+          <w:hyperlink w:anchor="_Toc242540429" w:history="1">
             <w:r>
               <w:rPr>
                 <w:rStyle w:val="Hipervnculo"/>
@@ -3301,7 +3301,7 @@
               <w:rPr>
                 <w:noProof/>
               </w:rPr>
-              <w:instrText xml:space="preserve"> PAGEREF _Toc242538855 \h </w:instrText>
+              <w:instrText xml:space="preserve"> PAGEREF _Toc242540429 \h </w:instrText>
             </w:r>
             <w:r>
               <w:rPr>
@@ -3341,7 +3341,7 @@
               <w14:ligatures w14:val="standardContextual"/>
             </w:rPr>
           </w:pPr>
-          <w:hyperlink w:anchor="_Toc242538856" w:history="1">
+          <w:hyperlink w:anchor="_Toc242540430" w:history="1">
             <w:r>
               <w:rPr>
                 <w:rStyle w:val="Hipervnculo"/>
@@ -3365,7 +3365,7 @@
               <w:rPr>
                 <w:noProof/>
               </w:rPr>
-              <w:instrText xml:space="preserve"> PAGEREF _Toc242538856 \h </w:instrText>
+              <w:instrText xml:space="preserve"> PAGEREF _Toc242540430 \h </w:instrText>
             </w:r>
             <w:r>
               <w:rPr>
@@ -3405,7 +3405,7 @@
               <w14:ligatures w14:val="standardContextual"/>
             </w:rPr>
           </w:pPr>
-          <w:hyperlink w:anchor="_Toc242538857" w:history="1">
+          <w:hyperlink w:anchor="_Toc242540431" w:history="1">
             <w:r>
               <w:rPr>
                 <w:rStyle w:val="Hipervnculo"/>
@@ -3429,7 +3429,7 @@
               <w:rPr>
                 <w:noProof/>
               </w:rPr>
-              <w:instrText xml:space="preserve"> PAGEREF _Toc242538857 \h </w:instrText>
+              <w:instrText xml:space="preserve"> PAGEREF _Toc242540431 \h </w:instrText>
             </w:r>
             <w:r>
               <w:rPr>
@@ -3479,7 +3479,7 @@
       <w:pPr>
         <w:pStyle w:val="Ttulo1"/>
       </w:pPr>
-      <w:bookmarkStart w:id="0" w:name="_Toc242538849"/>
+      <w:bookmarkStart w:id="0" w:name="_Toc242540423"/>
       <w:r>
         <w:lastRenderedPageBreak/>
         <w:t>1. Cambios respecto de la versión 2</w:t>
@@ -4696,7 +4696,7 @@
       <w:pPr>
         <w:pStyle w:val="Ttulo1"/>
       </w:pPr>
-      <w:bookmarkStart w:id="1" w:name="_Toc242538850"/>
+      <w:bookmarkStart w:id="1" w:name="_Toc242540424"/>
       <w:r>
         <w:t>2. Plan de gestión del cronograma</w:t>
       </w:r>
@@ -5527,7 +5527,7 @@
       <w:pPr>
         <w:pStyle w:val="Ttulo1"/>
       </w:pPr>
-      <w:bookmarkStart w:id="2" w:name="_Toc242538851"/>
+      <w:bookmarkStart w:id="2" w:name="_Toc242540425"/>
       <w:r>
         <w:lastRenderedPageBreak/>
         <w:t>3. Calendario del proyecto</w:t>
@@ -8116,7 +8116,7 @@
       <w:pPr>
         <w:pStyle w:val="Ttulo1"/>
       </w:pPr>
-      <w:bookmarkStart w:id="3" w:name="_Toc242538852"/>
+      <w:bookmarkStart w:id="3" w:name="_Toc242540426"/>
       <w:r>
         <w:lastRenderedPageBreak/>
         <w:t>4. Lista de actividades y estimación PERT</w:t>
@@ -31836,7 +31836,7 @@
       <w:pPr>
         <w:pStyle w:val="Ttulo1"/>
       </w:pPr>
-      <w:bookmarkStart w:id="4" w:name="_Toc242538853"/>
+      <w:bookmarkStart w:id="4" w:name="_Toc242540427"/>
       <w:r>
         <w:lastRenderedPageBreak/>
         <w:t>5. Resumen de la estimación</w:t>
@@ -33687,7 +33687,7 @@
       <w:pPr>
         <w:pStyle w:val="Ttulo1"/>
       </w:pPr>
-      <w:bookmarkStart w:id="5" w:name="_Toc242538854"/>
+      <w:bookmarkStart w:id="5" w:name="_Toc242540428"/>
       <w:r>
         <w:t>6. Cronograma de hitos</w:t>
       </w:r>
@@ -34753,7 +34753,7 @@
       <w:pPr>
         <w:pStyle w:val="Ttulo1"/>
       </w:pPr>
-      <w:bookmarkStart w:id="6" w:name="_Toc242538855"/>
+      <w:bookmarkStart w:id="6" w:name="_Toc242540429"/>
       <w:r>
         <w:lastRenderedPageBreak/>
         <w:t>7. Diagrama de Gantt por semanas</w:t>
@@ -44767,7 +44767,7 @@
       <w:pPr>
         <w:pStyle w:val="Ttulo1"/>
       </w:pPr>
-      <w:bookmarkStart w:id="7" w:name="_Toc242538856"/>
+      <w:bookmarkStart w:id="7" w:name="_Toc242540430"/>
       <w:r>
         <w:lastRenderedPageBreak/>
         <w:t>8. Asignación por integrante</w:t>
@@ -45714,7 +45714,7 @@
       <w:pPr>
         <w:pStyle w:val="Ttulo1"/>
       </w:pPr>
-      <w:bookmarkStart w:id="8" w:name="_Toc242538857"/>
+      <w:bookmarkStart w:id="8" w:name="_Toc242540431"/>
       <w:r>
         <w:t>9. Monitoreo y control del cronograma</w:t>
       </w:r>
@@ -49371,10 +49371,10 @@
 <file path=word/numbering.xml><?xml version="1.0" encoding="utf-8"?>
 <w:numbering xmlns:wpc="http://schemas.microsoft.com/office/word/2010/wordprocessingCanvas" xmlns:cx="http://schemas.microsoft.com/office/drawing/2014/chartex" xmlns:cx1="http://schemas.microsoft.com/office/drawing/2015/9/8/chartex" xmlns:cx2="http://schemas.microsoft.com/office/drawing/2015/10/21/chartex" xmlns:cx3="http://schemas.microsoft.com/office/drawing/2016/5/9/chartex" xmlns:cx4="http://schemas.microsoft.com/office/drawing/2016/5/10/chartex" xmlns:cx5="http://schemas.microsoft.com/office/drawing/2016/5/11/chartex" xmlns:cx6="http://schemas.microsoft.com/office/drawing/2016/5/12/chartex" xmlns:cx7="http://schemas.microsoft.com/office/drawing/2016/5/13/chartex" xmlns:cx8="http://schemas.microsoft.com/office/drawing/2016/5/14/chartex" xmlns:mc="http://schemas.openxmlformats.org/markup-compatibility/2006" xmlns:aink="http://schemas.microsoft.com/office/drawing/2016/ink" xmlns:am3d="http://schemas.microsoft.com/office/drawing/2017/model3d" xmlns:o="urn:schemas-microsoft-com:office:office" xmlns:oel="http://schemas.microsoft.com/office/2019/extlst" xmlns:r="http://schemas.openxmlformats.org/officeDocument/2006/relationships" xmlns:m="http://schemas.openxmlformats.org/officeDocument/2006/math" xmlns:v="urn:schemas-microsoft-com:vml" xmlns:wp14="http://schemas.microsoft.com/office/word/2010/wordprocessingDrawing" xmlns:wp="http://schemas.openxmlformats.org/drawingml/2006/wordprocessingDrawing" xmlns:w10="urn:schemas-microsoft-com:office:word" xmlns:w="http://schemas.openxmlformats.org/wordprocessingml/2006/main" xmlns:w14="http://schemas.microsoft.com/office/word/2010/wordml" xmlns:w15="http://schemas.microsoft.com/office/word/2012/wordml" xmlns:w16cex="http://schemas.microsoft.com/office/word/2018/wordml/cex" xmlns:w16cid="http://schemas.microsoft.com/office/word/2016/wordml/cid" xmlns:w16="http://schemas.microsoft.com/office/word/2018/wordml" xmlns:w16du="http://schemas.microsoft.com/office/word/2023/wordml/word16du" xmlns:w16sdtdh="http://schemas.microsoft.com/office/word/2020/wordml/sdtdatahash" xmlns:w16sdtfl="http://schemas.microsoft.com/office/word/2024/wordml/sdtformatlock" xmlns:w16se="http://schemas.microsoft.com/office/word/2015/wordml/symex" xmlns:wpg="http://schemas.microsoft.com/office/word/2010/wordprocessingGroup" xmlns:wpi="http://schemas.microsoft.com/office/word/2010/wordprocessingInk" xmlns:wne="http://schemas.microsoft.com/office/word/2006/wordml" xmlns:wps="http://schemas.microsoft.com/office/word/2010/wordprocessingShape" mc:Ignorable="w14 w15 w16se w16cid w16 w16cex w16sdtdh w16sdtfl w16du wp14">
   <w:abstractNum w:abstractNumId="0" w15:restartNumberingAfterBreak="0">
-    <w:nsid w:val="2D346F41"/>
+    <w:nsid w:val="4A2F387D"/>
     <w:multiLevelType w:val="hybridMultilevel"/>
-    <w:tmpl w:val="D07CD04E"/>
-    <w:lvl w:ilvl="0" w:tplc="F27ACBE6">
+    <w:tmpl w:val="B0FC56DE"/>
+    <w:lvl w:ilvl="0" w:tplc="1E1C94B6">
       <w:start w:val="1"/>
       <w:numFmt w:val="bullet"/>
       <w:lvlText w:val="•"/>
@@ -49383,106 +49383,52 @@
         <w:ind w:left="560" w:hanging="280"/>
       </w:pPr>
     </w:lvl>
-    <w:lvl w:ilvl="1" w:tplc="AF945778">
+    <w:lvl w:ilvl="1" w:tplc="6D7C9F46">
       <w:numFmt w:val="decimal"/>
       <w:lvlText w:val=""/>
       <w:lvlJc w:val="left"/>
     </w:lvl>
-    <w:lvl w:ilvl="2" w:tplc="317CD4A0">
+    <w:lvl w:ilvl="2" w:tplc="D5B8A7AC">
       <w:numFmt w:val="decimal"/>
       <w:lvlText w:val=""/>
       <w:lvlJc w:val="left"/>
     </w:lvl>
-    <w:lvl w:ilvl="3" w:tplc="B5A0360E">
+    <w:lvl w:ilvl="3" w:tplc="11A692C4">
       <w:numFmt w:val="decimal"/>
       <w:lvlText w:val=""/>
       <w:lvlJc w:val="left"/>
     </w:lvl>
-    <w:lvl w:ilvl="4" w:tplc="1F5EA95A">
+    <w:lvl w:ilvl="4" w:tplc="0FB4DFC6">
       <w:numFmt w:val="decimal"/>
       <w:lvlText w:val=""/>
       <w:lvlJc w:val="left"/>
     </w:lvl>
-    <w:lvl w:ilvl="5" w:tplc="6144F32E">
+    <w:lvl w:ilvl="5" w:tplc="7228E04A">
       <w:numFmt w:val="decimal"/>
       <w:lvlText w:val=""/>
       <w:lvlJc w:val="left"/>
     </w:lvl>
-    <w:lvl w:ilvl="6" w:tplc="C6DC96F0">
+    <w:lvl w:ilvl="6" w:tplc="FA36881E">
       <w:numFmt w:val="decimal"/>
       <w:lvlText w:val=""/>
       <w:lvlJc w:val="left"/>
     </w:lvl>
-    <w:lvl w:ilvl="7" w:tplc="10EA29B4">
+    <w:lvl w:ilvl="7" w:tplc="7730D13E">
       <w:numFmt w:val="decimal"/>
       <w:lvlText w:val=""/>
       <w:lvlJc w:val="left"/>
     </w:lvl>
-    <w:lvl w:ilvl="8" w:tplc="66C4D4A4">
+    <w:lvl w:ilvl="8" w:tplc="EDE87B1A">
       <w:numFmt w:val="decimal"/>
       <w:lvlText w:val=""/>
       <w:lvlJc w:val="left"/>
     </w:lvl>
   </w:abstractNum>
   <w:abstractNum w:abstractNumId="1" w15:restartNumberingAfterBreak="0">
-    <w:nsid w:val="3D6502B5"/>
+    <w:nsid w:val="512707E4"/>
     <w:multiLevelType w:val="hybridMultilevel"/>
-    <w:tmpl w:val="F4666D8A"/>
-    <w:lvl w:ilvl="0" w:tplc="C742DEC0">
-      <w:start w:val="1"/>
-      <w:numFmt w:val="decimal"/>
-      <w:lvlText w:val="%1."/>
-      <w:lvlJc w:val="left"/>
-      <w:pPr>
-        <w:ind w:left="560" w:hanging="340"/>
-      </w:pPr>
-    </w:lvl>
-    <w:lvl w:ilvl="1" w:tplc="F3F0F9C8">
-      <w:numFmt w:val="decimal"/>
-      <w:lvlText w:val=""/>
-      <w:lvlJc w:val="left"/>
-    </w:lvl>
-    <w:lvl w:ilvl="2" w:tplc="09961B38">
-      <w:numFmt w:val="decimal"/>
-      <w:lvlText w:val=""/>
-      <w:lvlJc w:val="left"/>
-    </w:lvl>
-    <w:lvl w:ilvl="3" w:tplc="AE02FFF0">
-      <w:numFmt w:val="decimal"/>
-      <w:lvlText w:val=""/>
-      <w:lvlJc w:val="left"/>
-    </w:lvl>
-    <w:lvl w:ilvl="4" w:tplc="47725D52">
-      <w:numFmt w:val="decimal"/>
-      <w:lvlText w:val=""/>
-      <w:lvlJc w:val="left"/>
-    </w:lvl>
-    <w:lvl w:ilvl="5" w:tplc="83944F06">
-      <w:numFmt w:val="decimal"/>
-      <w:lvlText w:val=""/>
-      <w:lvlJc w:val="left"/>
-    </w:lvl>
-    <w:lvl w:ilvl="6" w:tplc="28E07024">
-      <w:numFmt w:val="decimal"/>
-      <w:lvlText w:val=""/>
-      <w:lvlJc w:val="left"/>
-    </w:lvl>
-    <w:lvl w:ilvl="7" w:tplc="9ADC8E06">
-      <w:numFmt w:val="decimal"/>
-      <w:lvlText w:val=""/>
-      <w:lvlJc w:val="left"/>
-    </w:lvl>
-    <w:lvl w:ilvl="8" w:tplc="18DAE92E">
-      <w:numFmt w:val="decimal"/>
-      <w:lvlText w:val=""/>
-      <w:lvlJc w:val="left"/>
-    </w:lvl>
-  </w:abstractNum>
-  <w:abstractNum w:abstractNumId="2" w15:restartNumberingAfterBreak="0">
-    <w:nsid w:val="596C48F3"/>
-    <w:multiLevelType w:val="hybridMultilevel"/>
-    <w:tmpl w:val="97AC2628"/>
-    <w:lvl w:ilvl="0" w:tplc="3818794E">
+    <w:tmpl w:val="DEEE0564"/>
+    <w:lvl w:ilvl="0" w:tplc="4D92376C">
       <w:start w:val="1"/>
       <w:numFmt w:val="bullet"/>
       <w:lvlText w:val="●"/>
@@ -49491,7 +49437,7 @@
         <w:ind w:left="720" w:hanging="360"/>
       </w:pPr>
     </w:lvl>
-    <w:lvl w:ilvl="1" w:tplc="468E3052">
+    <w:lvl w:ilvl="1" w:tplc="8946A6BC">
       <w:start w:val="1"/>
       <w:numFmt w:val="bullet"/>
       <w:lvlText w:val="○"/>
@@ -49500,7 +49446,7 @@
         <w:ind w:left="1440" w:hanging="360"/>
       </w:pPr>
     </w:lvl>
-    <w:lvl w:ilvl="2" w:tplc="089A66D4">
+    <w:lvl w:ilvl="2" w:tplc="0EFC586E">
       <w:start w:val="1"/>
       <w:numFmt w:val="bullet"/>
       <w:lvlText w:val="■"/>
@@ -49509,7 +49455,7 @@
         <w:ind w:left="2160" w:hanging="360"/>
       </w:pPr>
     </w:lvl>
-    <w:lvl w:ilvl="3" w:tplc="6744186C">
+    <w:lvl w:ilvl="3" w:tplc="F4E0CFC6">
       <w:start w:val="1"/>
       <w:numFmt w:val="bullet"/>
       <w:lvlText w:val="●"/>
@@ -49518,7 +49464,7 @@
         <w:ind w:left="2880" w:hanging="360"/>
       </w:pPr>
     </w:lvl>
-    <w:lvl w:ilvl="4" w:tplc="64A8EFA6">
+    <w:lvl w:ilvl="4" w:tplc="8FCE5672">
       <w:start w:val="1"/>
       <w:numFmt w:val="bullet"/>
       <w:lvlText w:val="○"/>
@@ -49527,7 +49473,7 @@
         <w:ind w:left="3600" w:hanging="360"/>
       </w:pPr>
     </w:lvl>
-    <w:lvl w:ilvl="5" w:tplc="515E1352">
+    <w:lvl w:ilvl="5" w:tplc="C936B4C2">
       <w:start w:val="1"/>
       <w:numFmt w:val="bullet"/>
       <w:lvlText w:val="■"/>
@@ -49536,7 +49482,7 @@
         <w:ind w:left="4320" w:hanging="360"/>
       </w:pPr>
     </w:lvl>
-    <w:lvl w:ilvl="6" w:tplc="71C87E54">
+    <w:lvl w:ilvl="6" w:tplc="025016E6">
       <w:start w:val="1"/>
       <w:numFmt w:val="bullet"/>
       <w:lvlText w:val="●"/>
@@ -49545,7 +49491,7 @@
         <w:ind w:left="5040" w:hanging="360"/>
       </w:pPr>
     </w:lvl>
-    <w:lvl w:ilvl="7" w:tplc="EEE20380">
+    <w:lvl w:ilvl="7" w:tplc="B36E1C7C">
       <w:start w:val="1"/>
       <w:numFmt w:val="bullet"/>
       <w:lvlText w:val="●"/>
@@ -49554,7 +49500,7 @@
         <w:ind w:left="5760" w:hanging="360"/>
       </w:pPr>
     </w:lvl>
-    <w:lvl w:ilvl="8" w:tplc="B57AB318">
+    <w:lvl w:ilvl="8" w:tplc="0E9E0D20">
       <w:start w:val="1"/>
       <w:numFmt w:val="bullet"/>
       <w:lvlText w:val="●"/>
@@ -49564,13 +49510,67 @@
       </w:pPr>
     </w:lvl>
   </w:abstractNum>
-  <w:num w:numId="1" w16cid:durableId="450588775">
-    <w:abstractNumId w:val="2"/>
+  <w:abstractNum w:abstractNumId="2" w15:restartNumberingAfterBreak="0">
+    <w:nsid w:val="57CA2F12"/>
+    <w:multiLevelType w:val="hybridMultilevel"/>
+    <w:tmpl w:val="1106838E"/>
+    <w:lvl w:ilvl="0" w:tplc="45009020">
+      <w:start w:val="1"/>
+      <w:numFmt w:val="decimal"/>
+      <w:lvlText w:val="%1."/>
+      <w:lvlJc w:val="left"/>
+      <w:pPr>
+        <w:ind w:left="560" w:hanging="340"/>
+      </w:pPr>
+    </w:lvl>
+    <w:lvl w:ilvl="1" w:tplc="AB1A8EDC">
+      <w:numFmt w:val="decimal"/>
+      <w:lvlText w:val=""/>
+      <w:lvlJc w:val="left"/>
+    </w:lvl>
+    <w:lvl w:ilvl="2" w:tplc="03AE7C44">
+      <w:numFmt w:val="decimal"/>
+      <w:lvlText w:val=""/>
+      <w:lvlJc w:val="left"/>
+    </w:lvl>
+    <w:lvl w:ilvl="3" w:tplc="B20635DC">
+      <w:numFmt w:val="decimal"/>
+      <w:lvlText w:val=""/>
+      <w:lvlJc w:val="left"/>
+    </w:lvl>
+    <w:lvl w:ilvl="4" w:tplc="90AA6E66">
+      <w:numFmt w:val="decimal"/>
+      <w:lvlText w:val=""/>
+      <w:lvlJc w:val="left"/>
+    </w:lvl>
+    <w:lvl w:ilvl="5" w:tplc="B78AACDA">
+      <w:numFmt w:val="decimal"/>
+      <w:lvlText w:val=""/>
+      <w:lvlJc w:val="left"/>
+    </w:lvl>
+    <w:lvl w:ilvl="6" w:tplc="93BAE624">
+      <w:numFmt w:val="decimal"/>
+      <w:lvlText w:val=""/>
+      <w:lvlJc w:val="left"/>
+    </w:lvl>
+    <w:lvl w:ilvl="7" w:tplc="A45E4C06">
+      <w:numFmt w:val="decimal"/>
+      <w:lvlText w:val=""/>
+      <w:lvlJc w:val="left"/>
+    </w:lvl>
+    <w:lvl w:ilvl="8" w:tplc="F72CDCE8">
+      <w:numFmt w:val="decimal"/>
+      <w:lvlText w:val=""/>
+      <w:lvlJc w:val="left"/>
+    </w:lvl>
+  </w:abstractNum>
+  <w:num w:numId="1" w16cid:durableId="1494567750">
+    <w:abstractNumId w:val="1"/>
     <w:lvlOverride w:ilvl="0">
       <w:startOverride w:val="1"/>
     </w:lvlOverride>
   </w:num>
-  <w:num w:numId="2" w16cid:durableId="916476766">
+  <w:num w:numId="2" w16cid:durableId="30425578">
     <w:abstractNumId w:val="0"/>
     <w:lvlOverride w:ilvl="0">
       <w:startOverride w:val="1"/>
@@ -50163,7 +50163,7 @@
     <w:autoRedefine/>
     <w:uiPriority w:val="39"/>
     <w:unhideWhenUsed/>
-    <w:rsid w:val="00681C76"/>
+    <w:rsid w:val="00B85B85"/>
     <w:pPr>
       <w:spacing w:after="100"/>
     </w:pPr>

--- a/public/documentos/CRO-01-linea-base-del-cronograma.docx
+++ b/public/documentos/CRO-01-linea-base-del-cronograma.docx
@@ -52,7 +52,7 @@
                 <w:noProof/>
               </w:rPr>
               <w:drawing>
-                <wp:inline distT="0" distB="0" distL="0" distR="0">
+                <wp:inline distT="0" distB="0" distL="0" distR="0" wp14:anchorId="5B4C8693" wp14:editId="21D396A9">
                   <wp:extent cx="990600" cy="990600"/>
                   <wp:effectExtent l="0" t="0" r="0" b="0"/>
                   <wp:docPr id="1" name="Imagen 1"/>
@@ -171,10 +171,10 @@
                 <w:noProof/>
               </w:rPr>
               <w:drawing>
-                <wp:inline distT="0" distB="0" distL="0" distR="0">
+                <wp:inline distT="0" distB="0" distL="0" distR="0" wp14:anchorId="4D47A264" wp14:editId="502DBDBA">
                   <wp:extent cx="800100" cy="800100"/>
                   <wp:effectExtent l="0" t="0" r="0" b="0"/>
-                  <wp:docPr id="2133597689" name="Imagen 2133597689"/>
+                  <wp:docPr id="863737950" name="Imagen 863737950"/>
                   <wp:cNvGraphicFramePr>
                     <a:graphicFrameLocks xmlns:a="http://schemas.openxmlformats.org/drawingml/2006/main" noChangeAspect="1"/>
                   </wp:cNvGraphicFramePr>
@@ -2867,7 +2867,7 @@
     <w:sdt>
       <w:sdtPr>
         <w:alias w:val="Contenido"/>
-        <w:id w:val="636454207"/>
+        <w:id w:val="1167138075"/>
       </w:sdtPr>
       <w:sdtEndPr/>
       <w:sdtContent>
@@ -2893,7 +2893,7 @@
           <w:r>
             <w:fldChar w:fldCharType="separate"/>
           </w:r>
-          <w:hyperlink w:anchor="_Toc242540423" w:history="1">
+          <w:hyperlink w:anchor="_Toc242543517" w:history="1">
             <w:r>
               <w:rPr>
                 <w:rStyle w:val="Hipervnculo"/>
@@ -2917,7 +2917,7 @@
               <w:rPr>
                 <w:noProof/>
               </w:rPr>
-              <w:instrText xml:space="preserve"> PAGEREF _Toc242540423 \h </w:instrText>
+              <w:instrText xml:space="preserve"> PAGEREF _Toc242543517 \h </w:instrText>
             </w:r>
             <w:r>
               <w:rPr>
@@ -2957,7 +2957,7 @@
               <w14:ligatures w14:val="standardContextual"/>
             </w:rPr>
           </w:pPr>
-          <w:hyperlink w:anchor="_Toc242540424" w:history="1">
+          <w:hyperlink w:anchor="_Toc242543518" w:history="1">
             <w:r>
               <w:rPr>
                 <w:rStyle w:val="Hipervnculo"/>
@@ -2981,7 +2981,7 @@
               <w:rPr>
                 <w:noProof/>
               </w:rPr>
-              <w:instrText xml:space="preserve"> PAGEREF _Toc242540424 \h </w:instrText>
+              <w:instrText xml:space="preserve"> PAGEREF _Toc242543518 \h </w:instrText>
             </w:r>
             <w:r>
               <w:rPr>
@@ -3021,7 +3021,7 @@
               <w14:ligatures w14:val="standardContextual"/>
             </w:rPr>
           </w:pPr>
-          <w:hyperlink w:anchor="_Toc242540425" w:history="1">
+          <w:hyperlink w:anchor="_Toc242543519" w:history="1">
             <w:r>
               <w:rPr>
                 <w:rStyle w:val="Hipervnculo"/>
@@ -3045,7 +3045,7 @@
               <w:rPr>
                 <w:noProof/>
               </w:rPr>
-              <w:instrText xml:space="preserve"> PAGEREF _Toc242540425 \h </w:instrText>
+              <w:instrText xml:space="preserve"> PAGEREF _Toc242543519 \h </w:instrText>
             </w:r>
             <w:r>
               <w:rPr>
@@ -3085,7 +3085,7 @@
               <w14:ligatures w14:val="standardContextual"/>
             </w:rPr>
           </w:pPr>
-          <w:hyperlink w:anchor="_Toc242540426" w:history="1">
+          <w:hyperlink w:anchor="_Toc242543520" w:history="1">
             <w:r>
               <w:rPr>
                 <w:rStyle w:val="Hipervnculo"/>
@@ -3109,7 +3109,7 @@
               <w:rPr>
                 <w:noProof/>
               </w:rPr>
-              <w:instrText xml:space="preserve"> PAGEREF _Toc242540426 \h </w:instrText>
+              <w:instrText xml:space="preserve"> PAGEREF _Toc242543520 \h </w:instrText>
             </w:r>
             <w:r>
               <w:rPr>
@@ -3149,7 +3149,7 @@
               <w14:ligatures w14:val="standardContextual"/>
             </w:rPr>
           </w:pPr>
-          <w:hyperlink w:anchor="_Toc242540427" w:history="1">
+          <w:hyperlink w:anchor="_Toc242543521" w:history="1">
             <w:r>
               <w:rPr>
                 <w:rStyle w:val="Hipervnculo"/>
@@ -3173,7 +3173,7 @@
               <w:rPr>
                 <w:noProof/>
               </w:rPr>
-              <w:instrText xml:space="preserve"> PAGEREF _Toc242540427 \h </w:instrText>
+              <w:instrText xml:space="preserve"> PAGEREF _Toc242543521 \h </w:instrText>
             </w:r>
             <w:r>
               <w:rPr>
@@ -3213,7 +3213,7 @@
               <w14:ligatures w14:val="standardContextual"/>
             </w:rPr>
           </w:pPr>
-          <w:hyperlink w:anchor="_Toc242540428" w:history="1">
+          <w:hyperlink w:anchor="_Toc242543522" w:history="1">
             <w:r>
               <w:rPr>
                 <w:rStyle w:val="Hipervnculo"/>
@@ -3237,7 +3237,7 @@
               <w:rPr>
                 <w:noProof/>
               </w:rPr>
-              <w:instrText xml:space="preserve"> PAGEREF _Toc242540428 \h </w:instrText>
+              <w:instrText xml:space="preserve"> PAGEREF _Toc242543522 \h </w:instrText>
             </w:r>
             <w:r>
               <w:rPr>
@@ -3277,7 +3277,7 @@
               <w14:ligatures w14:val="standardContextual"/>
             </w:rPr>
           </w:pPr>
-          <w:hyperlink w:anchor="_Toc242540429" w:history="1">
+          <w:hyperlink w:anchor="_Toc242543523" w:history="1">
             <w:r>
               <w:rPr>
                 <w:rStyle w:val="Hipervnculo"/>
@@ -3301,7 +3301,7 @@
               <w:rPr>
                 <w:noProof/>
               </w:rPr>
-              <w:instrText xml:space="preserve"> PAGEREF _Toc242540429 \h </w:instrText>
+              <w:instrText xml:space="preserve"> PAGEREF _Toc242543523 \h </w:instrText>
             </w:r>
             <w:r>
               <w:rPr>
@@ -3341,7 +3341,7 @@
               <w14:ligatures w14:val="standardContextual"/>
             </w:rPr>
           </w:pPr>
-          <w:hyperlink w:anchor="_Toc242540430" w:history="1">
+          <w:hyperlink w:anchor="_Toc242543524" w:history="1">
             <w:r>
               <w:rPr>
                 <w:rStyle w:val="Hipervnculo"/>
@@ -3365,7 +3365,7 @@
               <w:rPr>
                 <w:noProof/>
               </w:rPr>
-              <w:instrText xml:space="preserve"> PAGEREF _Toc242540430 \h </w:instrText>
+              <w:instrText xml:space="preserve"> PAGEREF _Toc242543524 \h </w:instrText>
             </w:r>
             <w:r>
               <w:rPr>
@@ -3405,7 +3405,7 @@
               <w14:ligatures w14:val="standardContextual"/>
             </w:rPr>
           </w:pPr>
-          <w:hyperlink w:anchor="_Toc242540431" w:history="1">
+          <w:hyperlink w:anchor="_Toc242543525" w:history="1">
             <w:r>
               <w:rPr>
                 <w:rStyle w:val="Hipervnculo"/>
@@ -3429,7 +3429,7 @@
               <w:rPr>
                 <w:noProof/>
               </w:rPr>
-              <w:instrText xml:space="preserve"> PAGEREF _Toc242540431 \h </w:instrText>
+              <w:instrText xml:space="preserve"> PAGEREF _Toc242543525 \h </w:instrText>
             </w:r>
             <w:r>
               <w:rPr>
@@ -3479,7 +3479,7 @@
       <w:pPr>
         <w:pStyle w:val="Ttulo1"/>
       </w:pPr>
-      <w:bookmarkStart w:id="0" w:name="_Toc242540423"/>
+      <w:bookmarkStart w:id="0" w:name="_Toc242543517"/>
       <w:r>
         <w:lastRenderedPageBreak/>
         <w:t>1. Cambios respecto de la versión 2</w:t>
@@ -4696,7 +4696,7 @@
       <w:pPr>
         <w:pStyle w:val="Ttulo1"/>
       </w:pPr>
-      <w:bookmarkStart w:id="1" w:name="_Toc242540424"/>
+      <w:bookmarkStart w:id="1" w:name="_Toc242543518"/>
       <w:r>
         <w:t>2. Plan de gestión del cronograma</w:t>
       </w:r>
@@ -5527,7 +5527,7 @@
       <w:pPr>
         <w:pStyle w:val="Ttulo1"/>
       </w:pPr>
-      <w:bookmarkStart w:id="2" w:name="_Toc242540425"/>
+      <w:bookmarkStart w:id="2" w:name="_Toc242543519"/>
       <w:r>
         <w:lastRenderedPageBreak/>
         <w:t>3. Calendario del proyecto</w:t>
@@ -8116,7 +8116,7 @@
       <w:pPr>
         <w:pStyle w:val="Ttulo1"/>
       </w:pPr>
-      <w:bookmarkStart w:id="3" w:name="_Toc242540426"/>
+      <w:bookmarkStart w:id="3" w:name="_Toc242543520"/>
       <w:r>
         <w:lastRenderedPageBreak/>
         <w:t>4. Lista de actividades y estimación PERT</w:t>
@@ -31836,7 +31836,7 @@
       <w:pPr>
         <w:pStyle w:val="Ttulo1"/>
       </w:pPr>
-      <w:bookmarkStart w:id="4" w:name="_Toc242540427"/>
+      <w:bookmarkStart w:id="4" w:name="_Toc242543521"/>
       <w:r>
         <w:lastRenderedPageBreak/>
         <w:t>5. Resumen de la estimación</w:t>
@@ -33687,7 +33687,7 @@
       <w:pPr>
         <w:pStyle w:val="Ttulo1"/>
       </w:pPr>
-      <w:bookmarkStart w:id="5" w:name="_Toc242540428"/>
+      <w:bookmarkStart w:id="5" w:name="_Toc242543522"/>
       <w:r>
         <w:t>6. Cronograma de hitos</w:t>
       </w:r>
@@ -34753,7 +34753,7 @@
       <w:pPr>
         <w:pStyle w:val="Ttulo1"/>
       </w:pPr>
-      <w:bookmarkStart w:id="6" w:name="_Toc242540429"/>
+      <w:bookmarkStart w:id="6" w:name="_Toc242543523"/>
       <w:r>
         <w:lastRenderedPageBreak/>
         <w:t>7. Diagrama de Gantt por semanas</w:t>
@@ -44767,7 +44767,7 @@
       <w:pPr>
         <w:pStyle w:val="Ttulo1"/>
       </w:pPr>
-      <w:bookmarkStart w:id="7" w:name="_Toc242540430"/>
+      <w:bookmarkStart w:id="7" w:name="_Toc242543524"/>
       <w:r>
         <w:lastRenderedPageBreak/>
         <w:t>8. Asignación por integrante</w:t>
@@ -45714,7 +45714,7 @@
       <w:pPr>
         <w:pStyle w:val="Ttulo1"/>
       </w:pPr>
-      <w:bookmarkStart w:id="8" w:name="_Toc242540431"/>
+      <w:bookmarkStart w:id="8" w:name="_Toc242543525"/>
       <w:r>
         <w:t>9. Monitoreo y control del cronograma</w:t>
       </w:r>
@@ -49371,64 +49371,64 @@
 <file path=word/numbering.xml><?xml version="1.0" encoding="utf-8"?>
 <w:numbering xmlns:wpc="http://schemas.microsoft.com/office/word/2010/wordprocessingCanvas" xmlns:cx="http://schemas.microsoft.com/office/drawing/2014/chartex" xmlns:cx1="http://schemas.microsoft.com/office/drawing/2015/9/8/chartex" xmlns:cx2="http://schemas.microsoft.com/office/drawing/2015/10/21/chartex" xmlns:cx3="http://schemas.microsoft.com/office/drawing/2016/5/9/chartex" xmlns:cx4="http://schemas.microsoft.com/office/drawing/2016/5/10/chartex" xmlns:cx5="http://schemas.microsoft.com/office/drawing/2016/5/11/chartex" xmlns:cx6="http://schemas.microsoft.com/office/drawing/2016/5/12/chartex" xmlns:cx7="http://schemas.microsoft.com/office/drawing/2016/5/13/chartex" xmlns:cx8="http://schemas.microsoft.com/office/drawing/2016/5/14/chartex" xmlns:mc="http://schemas.openxmlformats.org/markup-compatibility/2006" xmlns:aink="http://schemas.microsoft.com/office/drawing/2016/ink" xmlns:am3d="http://schemas.microsoft.com/office/drawing/2017/model3d" xmlns:o="urn:schemas-microsoft-com:office:office" xmlns:oel="http://schemas.microsoft.com/office/2019/extlst" xmlns:r="http://schemas.openxmlformats.org/officeDocument/2006/relationships" xmlns:m="http://schemas.openxmlformats.org/officeDocument/2006/math" xmlns:v="urn:schemas-microsoft-com:vml" xmlns:wp14="http://schemas.microsoft.com/office/word/2010/wordprocessingDrawing" xmlns:wp="http://schemas.openxmlformats.org/drawingml/2006/wordprocessingDrawing" xmlns:w10="urn:schemas-microsoft-com:office:word" xmlns:w="http://schemas.openxmlformats.org/wordprocessingml/2006/main" xmlns:w14="http://schemas.microsoft.com/office/word/2010/wordml" xmlns:w15="http://schemas.microsoft.com/office/word/2012/wordml" xmlns:w16cex="http://schemas.microsoft.com/office/word/2018/wordml/cex" xmlns:w16cid="http://schemas.microsoft.com/office/word/2016/wordml/cid" xmlns:w16="http://schemas.microsoft.com/office/word/2018/wordml" xmlns:w16du="http://schemas.microsoft.com/office/word/2023/wordml/word16du" xmlns:w16sdtdh="http://schemas.microsoft.com/office/word/2020/wordml/sdtdatahash" xmlns:w16sdtfl="http://schemas.microsoft.com/office/word/2024/wordml/sdtformatlock" xmlns:w16se="http://schemas.microsoft.com/office/word/2015/wordml/symex" xmlns:wpg="http://schemas.microsoft.com/office/word/2010/wordprocessingGroup" xmlns:wpi="http://schemas.microsoft.com/office/word/2010/wordprocessingInk" xmlns:wne="http://schemas.microsoft.com/office/word/2006/wordml" xmlns:wps="http://schemas.microsoft.com/office/word/2010/wordprocessingShape" mc:Ignorable="w14 w15 w16se w16cid w16 w16cex w16sdtdh w16sdtfl w16du wp14">
   <w:abstractNum w:abstractNumId="0" w15:restartNumberingAfterBreak="0">
-    <w:nsid w:val="4A2F387D"/>
+    <w:nsid w:val="25F13F25"/>
     <w:multiLevelType w:val="hybridMultilevel"/>
-    <w:tmpl w:val="B0FC56DE"/>
-    <w:lvl w:ilvl="0" w:tplc="1E1C94B6">
+    <w:tmpl w:val="84D4370C"/>
+    <w:lvl w:ilvl="0" w:tplc="56E87A7E">
       <w:start w:val="1"/>
-      <w:numFmt w:val="bullet"/>
-      <w:lvlText w:val="•"/>
+      <w:numFmt w:val="decimal"/>
+      <w:lvlText w:val="%1."/>
       <w:lvlJc w:val="left"/>
       <w:pPr>
-        <w:ind w:left="560" w:hanging="280"/>
+        <w:ind w:left="560" w:hanging="340"/>
       </w:pPr>
     </w:lvl>
-    <w:lvl w:ilvl="1" w:tplc="6D7C9F46">
+    <w:lvl w:ilvl="1" w:tplc="CFEC2280">
       <w:numFmt w:val="decimal"/>
       <w:lvlText w:val=""/>
       <w:lvlJc w:val="left"/>
     </w:lvl>
-    <w:lvl w:ilvl="2" w:tplc="D5B8A7AC">
+    <w:lvl w:ilvl="2" w:tplc="E30861AC">
       <w:numFmt w:val="decimal"/>
       <w:lvlText w:val=""/>
       <w:lvlJc w:val="left"/>
     </w:lvl>
-    <w:lvl w:ilvl="3" w:tplc="11A692C4">
+    <w:lvl w:ilvl="3" w:tplc="86AAC06E">
       <w:numFmt w:val="decimal"/>
       <w:lvlText w:val=""/>
       <w:lvlJc w:val="left"/>
     </w:lvl>
-    <w:lvl w:ilvl="4" w:tplc="0FB4DFC6">
+    <w:lvl w:ilvl="4" w:tplc="BCE88D0E">
       <w:numFmt w:val="decimal"/>
       <w:lvlText w:val=""/>
       <w:lvlJc w:val="left"/>
     </w:lvl>
-    <w:lvl w:ilvl="5" w:tplc="7228E04A">
+    <w:lvl w:ilvl="5" w:tplc="D3F861AC">
       <w:numFmt w:val="decimal"/>
       <w:lvlText w:val=""/>
       <w:lvlJc w:val="left"/>
     </w:lvl>
-    <w:lvl w:ilvl="6" w:tplc="FA36881E">
+    <w:lvl w:ilvl="6" w:tplc="93908E64">
       <w:numFmt w:val="decimal"/>
       <w:lvlText w:val=""/>
       <w:lvlJc w:val="left"/>
     </w:lvl>
-    <w:lvl w:ilvl="7" w:tplc="7730D13E">
+    <w:lvl w:ilvl="7" w:tplc="00AE682A">
       <w:numFmt w:val="decimal"/>
       <w:lvlText w:val=""/>
       <w:lvlJc w:val="left"/>
     </w:lvl>
-    <w:lvl w:ilvl="8" w:tplc="EDE87B1A">
+    <w:lvl w:ilvl="8" w:tplc="9644225A">
       <w:numFmt w:val="decimal"/>
       <w:lvlText w:val=""/>
       <w:lvlJc w:val="left"/>
     </w:lvl>
   </w:abstractNum>
   <w:abstractNum w:abstractNumId="1" w15:restartNumberingAfterBreak="0">
-    <w:nsid w:val="512707E4"/>
+    <w:nsid w:val="335D3B6D"/>
     <w:multiLevelType w:val="hybridMultilevel"/>
-    <w:tmpl w:val="DEEE0564"/>
-    <w:lvl w:ilvl="0" w:tplc="4D92376C">
+    <w:tmpl w:val="0E44C2F0"/>
+    <w:lvl w:ilvl="0" w:tplc="F7CCD320">
       <w:start w:val="1"/>
       <w:numFmt w:val="bullet"/>
       <w:lvlText w:val="●"/>
@@ -49437,7 +49437,7 @@
         <w:ind w:left="720" w:hanging="360"/>
       </w:pPr>
     </w:lvl>
-    <w:lvl w:ilvl="1" w:tplc="8946A6BC">
+    <w:lvl w:ilvl="1" w:tplc="20469DC4">
       <w:start w:val="1"/>
       <w:numFmt w:val="bullet"/>
       <w:lvlText w:val="○"/>
@@ -49446,7 +49446,7 @@
         <w:ind w:left="1440" w:hanging="360"/>
       </w:pPr>
     </w:lvl>
-    <w:lvl w:ilvl="2" w:tplc="0EFC586E">
+    <w:lvl w:ilvl="2" w:tplc="1256EDC4">
       <w:start w:val="1"/>
       <w:numFmt w:val="bullet"/>
       <w:lvlText w:val="■"/>
@@ -49455,7 +49455,7 @@
         <w:ind w:left="2160" w:hanging="360"/>
       </w:pPr>
     </w:lvl>
-    <w:lvl w:ilvl="3" w:tplc="F4E0CFC6">
+    <w:lvl w:ilvl="3" w:tplc="F7A87E82">
       <w:start w:val="1"/>
       <w:numFmt w:val="bullet"/>
       <w:lvlText w:val="●"/>
@@ -49464,7 +49464,7 @@
         <w:ind w:left="2880" w:hanging="360"/>
       </w:pPr>
     </w:lvl>
-    <w:lvl w:ilvl="4" w:tplc="8FCE5672">
+    <w:lvl w:ilvl="4" w:tplc="DCFAF4D6">
       <w:start w:val="1"/>
       <w:numFmt w:val="bullet"/>
       <w:lvlText w:val="○"/>
@@ -49473,7 +49473,7 @@
         <w:ind w:left="3600" w:hanging="360"/>
       </w:pPr>
     </w:lvl>
-    <w:lvl w:ilvl="5" w:tplc="C936B4C2">
+    <w:lvl w:ilvl="5" w:tplc="7B4EDC72">
       <w:start w:val="1"/>
       <w:numFmt w:val="bullet"/>
       <w:lvlText w:val="■"/>
@@ -49482,7 +49482,7 @@
         <w:ind w:left="4320" w:hanging="360"/>
       </w:pPr>
     </w:lvl>
-    <w:lvl w:ilvl="6" w:tplc="025016E6">
+    <w:lvl w:ilvl="6" w:tplc="AF7A5214">
       <w:start w:val="1"/>
       <w:numFmt w:val="bullet"/>
       <w:lvlText w:val="●"/>
@@ -49491,7 +49491,7 @@
         <w:ind w:left="5040" w:hanging="360"/>
       </w:pPr>
     </w:lvl>
-    <w:lvl w:ilvl="7" w:tplc="B36E1C7C">
+    <w:lvl w:ilvl="7" w:tplc="2F6207B2">
       <w:start w:val="1"/>
       <w:numFmt w:val="bullet"/>
       <w:lvlText w:val="●"/>
@@ -49500,7 +49500,7 @@
         <w:ind w:left="5760" w:hanging="360"/>
       </w:pPr>
     </w:lvl>
-    <w:lvl w:ilvl="8" w:tplc="0E9E0D20">
+    <w:lvl w:ilvl="8" w:tplc="B55C38C2">
       <w:start w:val="1"/>
       <w:numFmt w:val="bullet"/>
       <w:lvlText w:val="●"/>
@@ -49511,67 +49511,67 @@
     </w:lvl>
   </w:abstractNum>
   <w:abstractNum w:abstractNumId="2" w15:restartNumberingAfterBreak="0">
-    <w:nsid w:val="57CA2F12"/>
+    <w:nsid w:val="4C5772FB"/>
     <w:multiLevelType w:val="hybridMultilevel"/>
-    <w:tmpl w:val="1106838E"/>
-    <w:lvl w:ilvl="0" w:tplc="45009020">
+    <w:tmpl w:val="BB506A68"/>
+    <w:lvl w:ilvl="0" w:tplc="8924D354">
       <w:start w:val="1"/>
-      <w:numFmt w:val="decimal"/>
-      <w:lvlText w:val="%1."/>
+      <w:numFmt w:val="bullet"/>
+      <w:lvlText w:val="•"/>
       <w:lvlJc w:val="left"/>
       <w:pPr>
-        <w:ind w:left="560" w:hanging="340"/>
+        <w:ind w:left="560" w:hanging="280"/>
       </w:pPr>
     </w:lvl>
-    <w:lvl w:ilvl="1" w:tplc="AB1A8EDC">
+    <w:lvl w:ilvl="1" w:tplc="E49CFAB0">
       <w:numFmt w:val="decimal"/>
       <w:lvlText w:val=""/>
       <w:lvlJc w:val="left"/>
     </w:lvl>
-    <w:lvl w:ilvl="2" w:tplc="03AE7C44">
+    <w:lvl w:ilvl="2" w:tplc="C292DF24">
       <w:numFmt w:val="decimal"/>
       <w:lvlText w:val=""/>
       <w:lvlJc w:val="left"/>
     </w:lvl>
-    <w:lvl w:ilvl="3" w:tplc="B20635DC">
+    <w:lvl w:ilvl="3" w:tplc="13260056">
       <w:numFmt w:val="decimal"/>
       <w:lvlText w:val=""/>
       <w:lvlJc w:val="left"/>
     </w:lvl>
-    <w:lvl w:ilvl="4" w:tplc="90AA6E66">
+    <w:lvl w:ilvl="4" w:tplc="41968DAA">
       <w:numFmt w:val="decimal"/>
       <w:lvlText w:val=""/>
       <w:lvlJc w:val="left"/>
     </w:lvl>
-    <w:lvl w:ilvl="5" w:tplc="B78AACDA">
+    <w:lvl w:ilvl="5" w:tplc="1E260DC8">
       <w:numFmt w:val="decimal"/>
       <w:lvlText w:val=""/>
       <w:lvlJc w:val="left"/>
     </w:lvl>
-    <w:lvl w:ilvl="6" w:tplc="93BAE624">
+    <w:lvl w:ilvl="6" w:tplc="374CE802">
       <w:numFmt w:val="decimal"/>
       <w:lvlText w:val=""/>
       <w:lvlJc w:val="left"/>
     </w:lvl>
-    <w:lvl w:ilvl="7" w:tplc="A45E4C06">
+    <w:lvl w:ilvl="7" w:tplc="17FA59A4">
       <w:numFmt w:val="decimal"/>
       <w:lvlText w:val=""/>
       <w:lvlJc w:val="left"/>
     </w:lvl>
-    <w:lvl w:ilvl="8" w:tplc="F72CDCE8">
+    <w:lvl w:ilvl="8" w:tplc="673CCA98">
       <w:numFmt w:val="decimal"/>
       <w:lvlText w:val=""/>
       <w:lvlJc w:val="left"/>
     </w:lvl>
   </w:abstractNum>
-  <w:num w:numId="1" w16cid:durableId="1494567750">
+  <w:num w:numId="1" w16cid:durableId="1331519135">
     <w:abstractNumId w:val="1"/>
     <w:lvlOverride w:ilvl="0">
       <w:startOverride w:val="1"/>
     </w:lvlOverride>
   </w:num>
-  <w:num w:numId="2" w16cid:durableId="30425578">
-    <w:abstractNumId w:val="0"/>
+  <w:num w:numId="2" w16cid:durableId="393941493">
+    <w:abstractNumId w:val="2"/>
     <w:lvlOverride w:ilvl="0">
       <w:startOverride w:val="1"/>
     </w:lvlOverride>
@@ -50163,7 +50163,7 @@
     <w:autoRedefine/>
     <w:uiPriority w:val="39"/>
     <w:unhideWhenUsed/>
-    <w:rsid w:val="00B85B85"/>
+    <w:rsid w:val="00C800F4"/>
     <w:pPr>
       <w:spacing w:after="100"/>
     </w:pPr>

--- a/public/documentos/CRO-01-linea-base-del-cronograma.docx
+++ b/public/documentos/CRO-01-linea-base-del-cronograma.docx
@@ -52,7 +52,7 @@
                 <w:noProof/>
               </w:rPr>
               <w:drawing>
-                <wp:inline distT="0" distB="0" distL="0" distR="0" wp14:anchorId="5B4C8693" wp14:editId="21D396A9">
+                <wp:inline distT="0" distB="0" distL="0" distR="0">
                   <wp:extent cx="990600" cy="990600"/>
                   <wp:effectExtent l="0" t="0" r="0" b="0"/>
                   <wp:docPr id="1" name="Imagen 1"/>
@@ -171,10 +171,10 @@
                 <w:noProof/>
               </w:rPr>
               <w:drawing>
-                <wp:inline distT="0" distB="0" distL="0" distR="0" wp14:anchorId="4D47A264" wp14:editId="502DBDBA">
+                <wp:inline distT="0" distB="0" distL="0" distR="0">
                   <wp:extent cx="800100" cy="800100"/>
                   <wp:effectExtent l="0" t="0" r="0" b="0"/>
-                  <wp:docPr id="863737950" name="Imagen 863737950"/>
+                  <wp:docPr id="1298446278" name="Imagen 1298446278"/>
                   <wp:cNvGraphicFramePr>
                     <a:graphicFrameLocks xmlns:a="http://schemas.openxmlformats.org/drawingml/2006/main" noChangeAspect="1"/>
                   </wp:cNvGraphicFramePr>
@@ -2867,7 +2867,7 @@
     <w:sdt>
       <w:sdtPr>
         <w:alias w:val="Contenido"/>
-        <w:id w:val="1167138075"/>
+        <w:id w:val="-960188064"/>
       </w:sdtPr>
       <w:sdtEndPr/>
       <w:sdtContent>
@@ -2893,7 +2893,7 @@
           <w:r>
             <w:fldChar w:fldCharType="separate"/>
           </w:r>
-          <w:hyperlink w:anchor="_Toc242543517" w:history="1">
+          <w:hyperlink w:anchor="_Toc242545545" w:history="1">
             <w:r>
               <w:rPr>
                 <w:rStyle w:val="Hipervnculo"/>
@@ -2917,7 +2917,7 @@
               <w:rPr>
                 <w:noProof/>
               </w:rPr>
-              <w:instrText xml:space="preserve"> PAGEREF _Toc242543517 \h </w:instrText>
+              <w:instrText xml:space="preserve"> PAGEREF _Toc242545545 \h </w:instrText>
             </w:r>
             <w:r>
               <w:rPr>
@@ -2957,7 +2957,7 @@
               <w14:ligatures w14:val="standardContextual"/>
             </w:rPr>
           </w:pPr>
-          <w:hyperlink w:anchor="_Toc242543518" w:history="1">
+          <w:hyperlink w:anchor="_Toc242545546" w:history="1">
             <w:r>
               <w:rPr>
                 <w:rStyle w:val="Hipervnculo"/>
@@ -2981,7 +2981,7 @@
               <w:rPr>
                 <w:noProof/>
               </w:rPr>
-              <w:instrText xml:space="preserve"> PAGEREF _Toc242543518 \h </w:instrText>
+              <w:instrText xml:space="preserve"> PAGEREF _Toc242545546 \h </w:instrText>
             </w:r>
             <w:r>
               <w:rPr>
@@ -3021,7 +3021,7 @@
               <w14:ligatures w14:val="standardContextual"/>
             </w:rPr>
           </w:pPr>
-          <w:hyperlink w:anchor="_Toc242543519" w:history="1">
+          <w:hyperlink w:anchor="_Toc242545547" w:history="1">
             <w:r>
               <w:rPr>
                 <w:rStyle w:val="Hipervnculo"/>
@@ -3045,7 +3045,7 @@
               <w:rPr>
                 <w:noProof/>
               </w:rPr>
-              <w:instrText xml:space="preserve"> PAGEREF _Toc242543519 \h </w:instrText>
+              <w:instrText xml:space="preserve"> PAGEREF _Toc242545547 \h </w:instrText>
             </w:r>
             <w:r>
               <w:rPr>
@@ -3085,7 +3085,7 @@
               <w14:ligatures w14:val="standardContextual"/>
             </w:rPr>
           </w:pPr>
-          <w:hyperlink w:anchor="_Toc242543520" w:history="1">
+          <w:hyperlink w:anchor="_Toc242545548" w:history="1">
             <w:r>
               <w:rPr>
                 <w:rStyle w:val="Hipervnculo"/>
@@ -3109,7 +3109,7 @@
               <w:rPr>
                 <w:noProof/>
               </w:rPr>
-              <w:instrText xml:space="preserve"> PAGEREF _Toc242543520 \h </w:instrText>
+              <w:instrText xml:space="preserve"> PAGEREF _Toc242545548 \h </w:instrText>
             </w:r>
             <w:r>
               <w:rPr>
@@ -3149,7 +3149,7 @@
               <w14:ligatures w14:val="standardContextual"/>
             </w:rPr>
           </w:pPr>
-          <w:hyperlink w:anchor="_Toc242543521" w:history="1">
+          <w:hyperlink w:anchor="_Toc242545549" w:history="1">
             <w:r>
               <w:rPr>
                 <w:rStyle w:val="Hipervnculo"/>
@@ -3173,7 +3173,7 @@
               <w:rPr>
                 <w:noProof/>
               </w:rPr>
-              <w:instrText xml:space="preserve"> PAGEREF _Toc242543521 \h </w:instrText>
+              <w:instrText xml:space="preserve"> PAGEREF _Toc242545549 \h </w:instrText>
             </w:r>
             <w:r>
               <w:rPr>
@@ -3213,7 +3213,7 @@
               <w14:ligatures w14:val="standardContextual"/>
             </w:rPr>
           </w:pPr>
-          <w:hyperlink w:anchor="_Toc242543522" w:history="1">
+          <w:hyperlink w:anchor="_Toc242545550" w:history="1">
             <w:r>
               <w:rPr>
                 <w:rStyle w:val="Hipervnculo"/>
@@ -3237,7 +3237,7 @@
               <w:rPr>
                 <w:noProof/>
               </w:rPr>
-              <w:instrText xml:space="preserve"> PAGEREF _Toc242543522 \h </w:instrText>
+              <w:instrText xml:space="preserve"> PAGEREF _Toc242545550 \h </w:instrText>
             </w:r>
             <w:r>
               <w:rPr>
@@ -3277,7 +3277,7 @@
               <w14:ligatures w14:val="standardContextual"/>
             </w:rPr>
           </w:pPr>
-          <w:hyperlink w:anchor="_Toc242543523" w:history="1">
+          <w:hyperlink w:anchor="_Toc242545551" w:history="1">
             <w:r>
               <w:rPr>
                 <w:rStyle w:val="Hipervnculo"/>
@@ -3301,7 +3301,7 @@
               <w:rPr>
                 <w:noProof/>
               </w:rPr>
-              <w:instrText xml:space="preserve"> PAGEREF _Toc242543523 \h </w:instrText>
+              <w:instrText xml:space="preserve"> PAGEREF _Toc242545551 \h </w:instrText>
             </w:r>
             <w:r>
               <w:rPr>
@@ -3341,7 +3341,7 @@
               <w14:ligatures w14:val="standardContextual"/>
             </w:rPr>
           </w:pPr>
-          <w:hyperlink w:anchor="_Toc242543524" w:history="1">
+          <w:hyperlink w:anchor="_Toc242545552" w:history="1">
             <w:r>
               <w:rPr>
                 <w:rStyle w:val="Hipervnculo"/>
@@ -3365,7 +3365,7 @@
               <w:rPr>
                 <w:noProof/>
               </w:rPr>
-              <w:instrText xml:space="preserve"> PAGEREF _Toc242543524 \h </w:instrText>
+              <w:instrText xml:space="preserve"> PAGEREF _Toc242545552 \h </w:instrText>
             </w:r>
             <w:r>
               <w:rPr>
@@ -3405,7 +3405,7 @@
               <w14:ligatures w14:val="standardContextual"/>
             </w:rPr>
           </w:pPr>
-          <w:hyperlink w:anchor="_Toc242543525" w:history="1">
+          <w:hyperlink w:anchor="_Toc242545553" w:history="1">
             <w:r>
               <w:rPr>
                 <w:rStyle w:val="Hipervnculo"/>
@@ -3429,7 +3429,7 @@
               <w:rPr>
                 <w:noProof/>
               </w:rPr>
-              <w:instrText xml:space="preserve"> PAGEREF _Toc242543525 \h </w:instrText>
+              <w:instrText xml:space="preserve"> PAGEREF _Toc242545553 \h </w:instrText>
             </w:r>
             <w:r>
               <w:rPr>
@@ -3479,7 +3479,7 @@
       <w:pPr>
         <w:pStyle w:val="Ttulo1"/>
       </w:pPr>
-      <w:bookmarkStart w:id="0" w:name="_Toc242543517"/>
+      <w:bookmarkStart w:id="0" w:name="_Toc242545545"/>
       <w:r>
         <w:lastRenderedPageBreak/>
         <w:t>1. Cambios respecto de la versión 2</w:t>
@@ -4696,7 +4696,7 @@
       <w:pPr>
         <w:pStyle w:val="Ttulo1"/>
       </w:pPr>
-      <w:bookmarkStart w:id="1" w:name="_Toc242543518"/>
+      <w:bookmarkStart w:id="1" w:name="_Toc242545546"/>
       <w:r>
         <w:t>2. Plan de gestión del cronograma</w:t>
       </w:r>
@@ -5527,7 +5527,7 @@
       <w:pPr>
         <w:pStyle w:val="Ttulo1"/>
       </w:pPr>
-      <w:bookmarkStart w:id="2" w:name="_Toc242543519"/>
+      <w:bookmarkStart w:id="2" w:name="_Toc242545547"/>
       <w:r>
         <w:lastRenderedPageBreak/>
         <w:t>3. Calendario del proyecto</w:t>
@@ -8116,7 +8116,7 @@
       <w:pPr>
         <w:pStyle w:val="Ttulo1"/>
       </w:pPr>
-      <w:bookmarkStart w:id="3" w:name="_Toc242543520"/>
+      <w:bookmarkStart w:id="3" w:name="_Toc242545548"/>
       <w:r>
         <w:lastRenderedPageBreak/>
         <w:t>4. Lista de actividades y estimación PERT</w:t>
@@ -31836,7 +31836,7 @@
       <w:pPr>
         <w:pStyle w:val="Ttulo1"/>
       </w:pPr>
-      <w:bookmarkStart w:id="4" w:name="_Toc242543521"/>
+      <w:bookmarkStart w:id="4" w:name="_Toc242545549"/>
       <w:r>
         <w:lastRenderedPageBreak/>
         <w:t>5. Resumen de la estimación</w:t>
@@ -33687,7 +33687,7 @@
       <w:pPr>
         <w:pStyle w:val="Ttulo1"/>
       </w:pPr>
-      <w:bookmarkStart w:id="5" w:name="_Toc242543522"/>
+      <w:bookmarkStart w:id="5" w:name="_Toc242545550"/>
       <w:r>
         <w:t>6. Cronograma de hitos</w:t>
       </w:r>
@@ -34753,7 +34753,7 @@
       <w:pPr>
         <w:pStyle w:val="Ttulo1"/>
       </w:pPr>
-      <w:bookmarkStart w:id="6" w:name="_Toc242543523"/>
+      <w:bookmarkStart w:id="6" w:name="_Toc242545551"/>
       <w:r>
         <w:lastRenderedPageBreak/>
         <w:t>7. Diagrama de Gantt por semanas</w:t>
@@ -44767,7 +44767,7 @@
       <w:pPr>
         <w:pStyle w:val="Ttulo1"/>
       </w:pPr>
-      <w:bookmarkStart w:id="7" w:name="_Toc242543524"/>
+      <w:bookmarkStart w:id="7" w:name="_Toc242545552"/>
       <w:r>
         <w:lastRenderedPageBreak/>
         <w:t>8. Asignación por integrante</w:t>
@@ -45714,7 +45714,7 @@
       <w:pPr>
         <w:pStyle w:val="Ttulo1"/>
       </w:pPr>
-      <w:bookmarkStart w:id="8" w:name="_Toc242543525"/>
+      <w:bookmarkStart w:id="8" w:name="_Toc242545553"/>
       <w:r>
         <w:t>9. Monitoreo y control del cronograma</w:t>
       </w:r>
@@ -49371,64 +49371,10 @@
 <file path=word/numbering.xml><?xml version="1.0" encoding="utf-8"?>
 <w:numbering xmlns:wpc="http://schemas.microsoft.com/office/word/2010/wordprocessingCanvas" xmlns:cx="http://schemas.microsoft.com/office/drawing/2014/chartex" xmlns:cx1="http://schemas.microsoft.com/office/drawing/2015/9/8/chartex" xmlns:cx2="http://schemas.microsoft.com/office/drawing/2015/10/21/chartex" xmlns:cx3="http://schemas.microsoft.com/office/drawing/2016/5/9/chartex" xmlns:cx4="http://schemas.microsoft.com/office/drawing/2016/5/10/chartex" xmlns:cx5="http://schemas.microsoft.com/office/drawing/2016/5/11/chartex" xmlns:cx6="http://schemas.microsoft.com/office/drawing/2016/5/12/chartex" xmlns:cx7="http://schemas.microsoft.com/office/drawing/2016/5/13/chartex" xmlns:cx8="http://schemas.microsoft.com/office/drawing/2016/5/14/chartex" xmlns:mc="http://schemas.openxmlformats.org/markup-compatibility/2006" xmlns:aink="http://schemas.microsoft.com/office/drawing/2016/ink" xmlns:am3d="http://schemas.microsoft.com/office/drawing/2017/model3d" xmlns:o="urn:schemas-microsoft-com:office:office" xmlns:oel="http://schemas.microsoft.com/office/2019/extlst" xmlns:r="http://schemas.openxmlformats.org/officeDocument/2006/relationships" xmlns:m="http://schemas.openxmlformats.org/officeDocument/2006/math" xmlns:v="urn:schemas-microsoft-com:vml" xmlns:wp14="http://schemas.microsoft.com/office/word/2010/wordprocessingDrawing" xmlns:wp="http://schemas.openxmlformats.org/drawingml/2006/wordprocessingDrawing" xmlns:w10="urn:schemas-microsoft-com:office:word" xmlns:w="http://schemas.openxmlformats.org/wordprocessingml/2006/main" xmlns:w14="http://schemas.microsoft.com/office/word/2010/wordml" xmlns:w15="http://schemas.microsoft.com/office/word/2012/wordml" xmlns:w16cex="http://schemas.microsoft.com/office/word/2018/wordml/cex" xmlns:w16cid="http://schemas.microsoft.com/office/word/2016/wordml/cid" xmlns:w16="http://schemas.microsoft.com/office/word/2018/wordml" xmlns:w16du="http://schemas.microsoft.com/office/word/2023/wordml/word16du" xmlns:w16sdtdh="http://schemas.microsoft.com/office/word/2020/wordml/sdtdatahash" xmlns:w16sdtfl="http://schemas.microsoft.com/office/word/2024/wordml/sdtformatlock" xmlns:w16se="http://schemas.microsoft.com/office/word/2015/wordml/symex" xmlns:wpg="http://schemas.microsoft.com/office/word/2010/wordprocessingGroup" xmlns:wpi="http://schemas.microsoft.com/office/word/2010/wordprocessingInk" xmlns:wne="http://schemas.microsoft.com/office/word/2006/wordml" xmlns:wps="http://schemas.microsoft.com/office/word/2010/wordprocessingShape" mc:Ignorable="w14 w15 w16se w16cid w16 w16cex w16sdtdh w16sdtfl w16du wp14">
   <w:abstractNum w:abstractNumId="0" w15:restartNumberingAfterBreak="0">
-    <w:nsid w:val="25F13F25"/>
+    <w:nsid w:val="18D015B9"/>
     <w:multiLevelType w:val="hybridMultilevel"/>
-    <w:tmpl w:val="84D4370C"/>
-    <w:lvl w:ilvl="0" w:tplc="56E87A7E">
-      <w:start w:val="1"/>
-      <w:numFmt w:val="decimal"/>
-      <w:lvlText w:val="%1."/>
-      <w:lvlJc w:val="left"/>
-      <w:pPr>
-        <w:ind w:left="560" w:hanging="340"/>
-      </w:pPr>
-    </w:lvl>
-    <w:lvl w:ilvl="1" w:tplc="CFEC2280">
-      <w:numFmt w:val="decimal"/>
-      <w:lvlText w:val=""/>
-      <w:lvlJc w:val="left"/>
-    </w:lvl>
-    <w:lvl w:ilvl="2" w:tplc="E30861AC">
-      <w:numFmt w:val="decimal"/>
-      <w:lvlText w:val=""/>
-      <w:lvlJc w:val="left"/>
-    </w:lvl>
-    <w:lvl w:ilvl="3" w:tplc="86AAC06E">
-      <w:numFmt w:val="decimal"/>
-      <w:lvlText w:val=""/>
-      <w:lvlJc w:val="left"/>
-    </w:lvl>
-    <w:lvl w:ilvl="4" w:tplc="BCE88D0E">
-      <w:numFmt w:val="decimal"/>
-      <w:lvlText w:val=""/>
-      <w:lvlJc w:val="left"/>
-    </w:lvl>
-    <w:lvl w:ilvl="5" w:tplc="D3F861AC">
-      <w:numFmt w:val="decimal"/>
-      <w:lvlText w:val=""/>
-      <w:lvlJc w:val="left"/>
-    </w:lvl>
-    <w:lvl w:ilvl="6" w:tplc="93908E64">
-      <w:numFmt w:val="decimal"/>
-      <w:lvlText w:val=""/>
-      <w:lvlJc w:val="left"/>
-    </w:lvl>
-    <w:lvl w:ilvl="7" w:tplc="00AE682A">
-      <w:numFmt w:val="decimal"/>
-      <w:lvlText w:val=""/>
-      <w:lvlJc w:val="left"/>
-    </w:lvl>
-    <w:lvl w:ilvl="8" w:tplc="9644225A">
-      <w:numFmt w:val="decimal"/>
-      <w:lvlText w:val=""/>
-      <w:lvlJc w:val="left"/>
-    </w:lvl>
-  </w:abstractNum>
-  <w:abstractNum w:abstractNumId="1" w15:restartNumberingAfterBreak="0">
-    <w:nsid w:val="335D3B6D"/>
-    <w:multiLevelType w:val="hybridMultilevel"/>
-    <w:tmpl w:val="0E44C2F0"/>
-    <w:lvl w:ilvl="0" w:tplc="F7CCD320">
+    <w:tmpl w:val="404C056E"/>
+    <w:lvl w:ilvl="0" w:tplc="92764CB0">
       <w:start w:val="1"/>
       <w:numFmt w:val="bullet"/>
       <w:lvlText w:val="●"/>
@@ -49437,7 +49383,7 @@
         <w:ind w:left="720" w:hanging="360"/>
       </w:pPr>
     </w:lvl>
-    <w:lvl w:ilvl="1" w:tplc="20469DC4">
+    <w:lvl w:ilvl="1" w:tplc="4A6C6CE0">
       <w:start w:val="1"/>
       <w:numFmt w:val="bullet"/>
       <w:lvlText w:val="○"/>
@@ -49446,7 +49392,7 @@
         <w:ind w:left="1440" w:hanging="360"/>
       </w:pPr>
     </w:lvl>
-    <w:lvl w:ilvl="2" w:tplc="1256EDC4">
+    <w:lvl w:ilvl="2" w:tplc="54F22DC8">
       <w:start w:val="1"/>
       <w:numFmt w:val="bullet"/>
       <w:lvlText w:val="■"/>
@@ -49455,7 +49401,7 @@
         <w:ind w:left="2160" w:hanging="360"/>
       </w:pPr>
     </w:lvl>
-    <w:lvl w:ilvl="3" w:tplc="F7A87E82">
+    <w:lvl w:ilvl="3" w:tplc="C0122434">
       <w:start w:val="1"/>
       <w:numFmt w:val="bullet"/>
       <w:lvlText w:val="●"/>
@@ -49464,7 +49410,7 @@
         <w:ind w:left="2880" w:hanging="360"/>
       </w:pPr>
     </w:lvl>
-    <w:lvl w:ilvl="4" w:tplc="DCFAF4D6">
+    <w:lvl w:ilvl="4" w:tplc="3A1E21F6">
       <w:start w:val="1"/>
       <w:numFmt w:val="bullet"/>
       <w:lvlText w:val="○"/>
@@ -49473,7 +49419,7 @@
         <w:ind w:left="3600" w:hanging="360"/>
       </w:pPr>
     </w:lvl>
-    <w:lvl w:ilvl="5" w:tplc="7B4EDC72">
+    <w:lvl w:ilvl="5" w:tplc="5E182318">
       <w:start w:val="1"/>
       <w:numFmt w:val="bullet"/>
       <w:lvlText w:val="■"/>
@@ -49482,7 +49428,7 @@
         <w:ind w:left="4320" w:hanging="360"/>
       </w:pPr>
     </w:lvl>
-    <w:lvl w:ilvl="6" w:tplc="AF7A5214">
+    <w:lvl w:ilvl="6" w:tplc="95BAA4BC">
       <w:start w:val="1"/>
       <w:numFmt w:val="bullet"/>
       <w:lvlText w:val="●"/>
@@ -49491,7 +49437,7 @@
         <w:ind w:left="5040" w:hanging="360"/>
       </w:pPr>
     </w:lvl>
-    <w:lvl w:ilvl="7" w:tplc="2F6207B2">
+    <w:lvl w:ilvl="7" w:tplc="3A54F2C4">
       <w:start w:val="1"/>
       <w:numFmt w:val="bullet"/>
       <w:lvlText w:val="●"/>
@@ -49500,7 +49446,7 @@
         <w:ind w:left="5760" w:hanging="360"/>
       </w:pPr>
     </w:lvl>
-    <w:lvl w:ilvl="8" w:tplc="B55C38C2">
+    <w:lvl w:ilvl="8" w:tplc="DF988E9C">
       <w:start w:val="1"/>
       <w:numFmt w:val="bullet"/>
       <w:lvlText w:val="●"/>
@@ -49510,11 +49456,11 @@
       </w:pPr>
     </w:lvl>
   </w:abstractNum>
-  <w:abstractNum w:abstractNumId="2" w15:restartNumberingAfterBreak="0">
-    <w:nsid w:val="4C5772FB"/>
+  <w:abstractNum w:abstractNumId="1" w15:restartNumberingAfterBreak="0">
+    <w:nsid w:val="23FB7D70"/>
     <w:multiLevelType w:val="hybridMultilevel"/>
-    <w:tmpl w:val="BB506A68"/>
-    <w:lvl w:ilvl="0" w:tplc="8924D354">
+    <w:tmpl w:val="E9F8750E"/>
+    <w:lvl w:ilvl="0" w:tplc="035C493C">
       <w:start w:val="1"/>
       <w:numFmt w:val="bullet"/>
       <w:lvlText w:val="•"/>
@@ -49523,55 +49469,109 @@
         <w:ind w:left="560" w:hanging="280"/>
       </w:pPr>
     </w:lvl>
-    <w:lvl w:ilvl="1" w:tplc="E49CFAB0">
+    <w:lvl w:ilvl="1" w:tplc="EECEDE84">
       <w:numFmt w:val="decimal"/>
       <w:lvlText w:val=""/>
       <w:lvlJc w:val="left"/>
     </w:lvl>
-    <w:lvl w:ilvl="2" w:tplc="C292DF24">
+    <w:lvl w:ilvl="2" w:tplc="26D886DC">
       <w:numFmt w:val="decimal"/>
       <w:lvlText w:val=""/>
       <w:lvlJc w:val="left"/>
     </w:lvl>
-    <w:lvl w:ilvl="3" w:tplc="13260056">
+    <w:lvl w:ilvl="3" w:tplc="21C6F5B2">
       <w:numFmt w:val="decimal"/>
       <w:lvlText w:val=""/>
       <w:lvlJc w:val="left"/>
     </w:lvl>
-    <w:lvl w:ilvl="4" w:tplc="41968DAA">
+    <w:lvl w:ilvl="4" w:tplc="5A0ABB56">
       <w:numFmt w:val="decimal"/>
       <w:lvlText w:val=""/>
       <w:lvlJc w:val="left"/>
     </w:lvl>
-    <w:lvl w:ilvl="5" w:tplc="1E260DC8">
+    <w:lvl w:ilvl="5" w:tplc="42F62D90">
       <w:numFmt w:val="decimal"/>
       <w:lvlText w:val=""/>
       <w:lvlJc w:val="left"/>
     </w:lvl>
-    <w:lvl w:ilvl="6" w:tplc="374CE802">
+    <w:lvl w:ilvl="6" w:tplc="4008C258">
       <w:numFmt w:val="decimal"/>
       <w:lvlText w:val=""/>
       <w:lvlJc w:val="left"/>
     </w:lvl>
-    <w:lvl w:ilvl="7" w:tplc="17FA59A4">
+    <w:lvl w:ilvl="7" w:tplc="343A09D6">
       <w:numFmt w:val="decimal"/>
       <w:lvlText w:val=""/>
       <w:lvlJc w:val="left"/>
     </w:lvl>
-    <w:lvl w:ilvl="8" w:tplc="673CCA98">
+    <w:lvl w:ilvl="8" w:tplc="D264D008">
       <w:numFmt w:val="decimal"/>
       <w:lvlText w:val=""/>
       <w:lvlJc w:val="left"/>
     </w:lvl>
   </w:abstractNum>
-  <w:num w:numId="1" w16cid:durableId="1331519135">
-    <w:abstractNumId w:val="1"/>
+  <w:abstractNum w:abstractNumId="2" w15:restartNumberingAfterBreak="0">
+    <w:nsid w:val="4F727B6D"/>
+    <w:multiLevelType w:val="hybridMultilevel"/>
+    <w:tmpl w:val="97981B28"/>
+    <w:lvl w:ilvl="0" w:tplc="53183D94">
+      <w:start w:val="1"/>
+      <w:numFmt w:val="decimal"/>
+      <w:lvlText w:val="%1."/>
+      <w:lvlJc w:val="left"/>
+      <w:pPr>
+        <w:ind w:left="560" w:hanging="340"/>
+      </w:pPr>
+    </w:lvl>
+    <w:lvl w:ilvl="1" w:tplc="B52850E2">
+      <w:numFmt w:val="decimal"/>
+      <w:lvlText w:val=""/>
+      <w:lvlJc w:val="left"/>
+    </w:lvl>
+    <w:lvl w:ilvl="2" w:tplc="6F2C5E8A">
+      <w:numFmt w:val="decimal"/>
+      <w:lvlText w:val=""/>
+      <w:lvlJc w:val="left"/>
+    </w:lvl>
+    <w:lvl w:ilvl="3" w:tplc="4044F112">
+      <w:numFmt w:val="decimal"/>
+      <w:lvlText w:val=""/>
+      <w:lvlJc w:val="left"/>
+    </w:lvl>
+    <w:lvl w:ilvl="4" w:tplc="024EAAF2">
+      <w:numFmt w:val="decimal"/>
+      <w:lvlText w:val=""/>
+      <w:lvlJc w:val="left"/>
+    </w:lvl>
+    <w:lvl w:ilvl="5" w:tplc="ABBCD88A">
+      <w:numFmt w:val="decimal"/>
+      <w:lvlText w:val=""/>
+      <w:lvlJc w:val="left"/>
+    </w:lvl>
+    <w:lvl w:ilvl="6" w:tplc="AFCCB014">
+      <w:numFmt w:val="decimal"/>
+      <w:lvlText w:val=""/>
+      <w:lvlJc w:val="left"/>
+    </w:lvl>
+    <w:lvl w:ilvl="7" w:tplc="5BB0D730">
+      <w:numFmt w:val="decimal"/>
+      <w:lvlText w:val=""/>
+      <w:lvlJc w:val="left"/>
+    </w:lvl>
+    <w:lvl w:ilvl="8" w:tplc="D0585206">
+      <w:numFmt w:val="decimal"/>
+      <w:lvlText w:val=""/>
+      <w:lvlJc w:val="left"/>
+    </w:lvl>
+  </w:abstractNum>
+  <w:num w:numId="1" w16cid:durableId="487094966">
+    <w:abstractNumId w:val="0"/>
     <w:lvlOverride w:ilvl="0">
       <w:startOverride w:val="1"/>
     </w:lvlOverride>
   </w:num>
-  <w:num w:numId="2" w16cid:durableId="393941493">
-    <w:abstractNumId w:val="2"/>
+  <w:num w:numId="2" w16cid:durableId="1267690005">
+    <w:abstractNumId w:val="1"/>
     <w:lvlOverride w:ilvl="0">
       <w:startOverride w:val="1"/>
     </w:lvlOverride>
@@ -50163,7 +50163,7 @@
     <w:autoRedefine/>
     <w:uiPriority w:val="39"/>
     <w:unhideWhenUsed/>
-    <w:rsid w:val="00C800F4"/>
+    <w:rsid w:val="005403CF"/>
     <w:pPr>
       <w:spacing w:after="100"/>
     </w:pPr>

--- a/public/documentos/CRO-01-linea-base-del-cronograma.docx
+++ b/public/documentos/CRO-01-linea-base-del-cronograma.docx
@@ -52,7 +52,7 @@
                 <w:noProof/>
               </w:rPr>
               <w:drawing>
-                <wp:inline distT="0" distB="0" distL="0" distR="0">
+                <wp:inline distT="0" distB="0" distL="0" distR="0" wp14:anchorId="6AF3F5A6" wp14:editId="2C23C4F6">
                   <wp:extent cx="990600" cy="990600"/>
                   <wp:effectExtent l="0" t="0" r="0" b="0"/>
                   <wp:docPr id="1" name="Imagen 1"/>
@@ -171,10 +171,10 @@
                 <w:noProof/>
               </w:rPr>
               <w:drawing>
-                <wp:inline distT="0" distB="0" distL="0" distR="0">
+                <wp:inline distT="0" distB="0" distL="0" distR="0" wp14:anchorId="7347E6B5" wp14:editId="286AA9B0">
                   <wp:extent cx="800100" cy="800100"/>
                   <wp:effectExtent l="0" t="0" r="0" b="0"/>
-                  <wp:docPr id="1298446278" name="Imagen 1298446278"/>
+                  <wp:docPr id="294049024" name="Imagen 294049024"/>
                   <wp:cNvGraphicFramePr>
                     <a:graphicFrameLocks xmlns:a="http://schemas.openxmlformats.org/drawingml/2006/main" noChangeAspect="1"/>
                   </wp:cNvGraphicFramePr>
@@ -2867,7 +2867,7 @@
     <w:sdt>
       <w:sdtPr>
         <w:alias w:val="Contenido"/>
-        <w:id w:val="-960188064"/>
+        <w:id w:val="1576170356"/>
       </w:sdtPr>
       <w:sdtEndPr/>
       <w:sdtContent>
@@ -2893,7 +2893,7 @@
           <w:r>
             <w:fldChar w:fldCharType="separate"/>
           </w:r>
-          <w:hyperlink w:anchor="_Toc242545545" w:history="1">
+          <w:hyperlink w:anchor="_Toc242549759" w:history="1">
             <w:r>
               <w:rPr>
                 <w:rStyle w:val="Hipervnculo"/>
@@ -2917,7 +2917,7 @@
               <w:rPr>
                 <w:noProof/>
               </w:rPr>
-              <w:instrText xml:space="preserve"> PAGEREF _Toc242545545 \h </w:instrText>
+              <w:instrText xml:space="preserve"> PAGEREF _Toc242549759 \h </w:instrText>
             </w:r>
             <w:r>
               <w:rPr>
@@ -2957,7 +2957,7 @@
               <w14:ligatures w14:val="standardContextual"/>
             </w:rPr>
           </w:pPr>
-          <w:hyperlink w:anchor="_Toc242545546" w:history="1">
+          <w:hyperlink w:anchor="_Toc242549760" w:history="1">
             <w:r>
               <w:rPr>
                 <w:rStyle w:val="Hipervnculo"/>
@@ -2981,7 +2981,7 @@
               <w:rPr>
                 <w:noProof/>
               </w:rPr>
-              <w:instrText xml:space="preserve"> PAGEREF _Toc242545546 \h </w:instrText>
+              <w:instrText xml:space="preserve"> PAGEREF _Toc242549760 \h </w:instrText>
             </w:r>
             <w:r>
               <w:rPr>
@@ -3021,7 +3021,7 @@
               <w14:ligatures w14:val="standardContextual"/>
             </w:rPr>
           </w:pPr>
-          <w:hyperlink w:anchor="_Toc242545547" w:history="1">
+          <w:hyperlink w:anchor="_Toc242549761" w:history="1">
             <w:r>
               <w:rPr>
                 <w:rStyle w:val="Hipervnculo"/>
@@ -3045,7 +3045,7 @@
               <w:rPr>
                 <w:noProof/>
               </w:rPr>
-              <w:instrText xml:space="preserve"> PAGEREF _Toc242545547 \h </w:instrText>
+              <w:instrText xml:space="preserve"> PAGEREF _Toc242549761 \h </w:instrText>
             </w:r>
             <w:r>
               <w:rPr>
@@ -3085,7 +3085,7 @@
               <w14:ligatures w14:val="standardContextual"/>
             </w:rPr>
           </w:pPr>
-          <w:hyperlink w:anchor="_Toc242545548" w:history="1">
+          <w:hyperlink w:anchor="_Toc242549762" w:history="1">
             <w:r>
               <w:rPr>
                 <w:rStyle w:val="Hipervnculo"/>
@@ -3109,7 +3109,7 @@
               <w:rPr>
                 <w:noProof/>
               </w:rPr>
-              <w:instrText xml:space="preserve"> PAGEREF _Toc242545548 \h </w:instrText>
+              <w:instrText xml:space="preserve"> PAGEREF _Toc242549762 \h </w:instrText>
             </w:r>
             <w:r>
               <w:rPr>
@@ -3149,7 +3149,7 @@
               <w14:ligatures w14:val="standardContextual"/>
             </w:rPr>
           </w:pPr>
-          <w:hyperlink w:anchor="_Toc242545549" w:history="1">
+          <w:hyperlink w:anchor="_Toc242549763" w:history="1">
             <w:r>
               <w:rPr>
                 <w:rStyle w:val="Hipervnculo"/>
@@ -3173,7 +3173,7 @@
               <w:rPr>
                 <w:noProof/>
               </w:rPr>
-              <w:instrText xml:space="preserve"> PAGEREF _Toc242545549 \h </w:instrText>
+              <w:instrText xml:space="preserve"> PAGEREF _Toc242549763 \h </w:instrText>
             </w:r>
             <w:r>
               <w:rPr>
@@ -3213,7 +3213,7 @@
               <w14:ligatures w14:val="standardContextual"/>
             </w:rPr>
           </w:pPr>
-          <w:hyperlink w:anchor="_Toc242545550" w:history="1">
+          <w:hyperlink w:anchor="_Toc242549764" w:history="1">
             <w:r>
               <w:rPr>
                 <w:rStyle w:val="Hipervnculo"/>
@@ -3237,7 +3237,7 @@
               <w:rPr>
                 <w:noProof/>
               </w:rPr>
-              <w:instrText xml:space="preserve"> PAGEREF _Toc242545550 \h </w:instrText>
+              <w:instrText xml:space="preserve"> PAGEREF _Toc242549764 \h </w:instrText>
             </w:r>
             <w:r>
               <w:rPr>
@@ -3277,7 +3277,7 @@
               <w14:ligatures w14:val="standardContextual"/>
             </w:rPr>
           </w:pPr>
-          <w:hyperlink w:anchor="_Toc242545551" w:history="1">
+          <w:hyperlink w:anchor="_Toc242549765" w:history="1">
             <w:r>
               <w:rPr>
                 <w:rStyle w:val="Hipervnculo"/>
@@ -3301,7 +3301,7 @@
               <w:rPr>
                 <w:noProof/>
               </w:rPr>
-              <w:instrText xml:space="preserve"> PAGEREF _Toc242545551 \h </w:instrText>
+              <w:instrText xml:space="preserve"> PAGEREF _Toc242549765 \h </w:instrText>
             </w:r>
             <w:r>
               <w:rPr>
@@ -3341,7 +3341,7 @@
               <w14:ligatures w14:val="standardContextual"/>
             </w:rPr>
           </w:pPr>
-          <w:hyperlink w:anchor="_Toc242545552" w:history="1">
+          <w:hyperlink w:anchor="_Toc242549766" w:history="1">
             <w:r>
               <w:rPr>
                 <w:rStyle w:val="Hipervnculo"/>
@@ -3365,7 +3365,7 @@
               <w:rPr>
                 <w:noProof/>
               </w:rPr>
-              <w:instrText xml:space="preserve"> PAGEREF _Toc242545552 \h </w:instrText>
+              <w:instrText xml:space="preserve"> PAGEREF _Toc242549766 \h </w:instrText>
             </w:r>
             <w:r>
               <w:rPr>
@@ -3405,7 +3405,7 @@
               <w14:ligatures w14:val="standardContextual"/>
             </w:rPr>
           </w:pPr>
-          <w:hyperlink w:anchor="_Toc242545553" w:history="1">
+          <w:hyperlink w:anchor="_Toc242549767" w:history="1">
             <w:r>
               <w:rPr>
                 <w:rStyle w:val="Hipervnculo"/>
@@ -3429,7 +3429,7 @@
               <w:rPr>
                 <w:noProof/>
               </w:rPr>
-              <w:instrText xml:space="preserve"> PAGEREF _Toc242545553 \h </w:instrText>
+              <w:instrText xml:space="preserve"> PAGEREF _Toc242549767 \h </w:instrText>
             </w:r>
             <w:r>
               <w:rPr>
@@ -3479,7 +3479,7 @@
       <w:pPr>
         <w:pStyle w:val="Ttulo1"/>
       </w:pPr>
-      <w:bookmarkStart w:id="0" w:name="_Toc242545545"/>
+      <w:bookmarkStart w:id="0" w:name="_Toc242549759"/>
       <w:r>
         <w:lastRenderedPageBreak/>
         <w:t>1. Cambios respecto de la versión 2</w:t>
@@ -4696,7 +4696,7 @@
       <w:pPr>
         <w:pStyle w:val="Ttulo1"/>
       </w:pPr>
-      <w:bookmarkStart w:id="1" w:name="_Toc242545546"/>
+      <w:bookmarkStart w:id="1" w:name="_Toc242549760"/>
       <w:r>
         <w:t>2. Plan de gestión del cronograma</w:t>
       </w:r>
@@ -5527,7 +5527,7 @@
       <w:pPr>
         <w:pStyle w:val="Ttulo1"/>
       </w:pPr>
-      <w:bookmarkStart w:id="2" w:name="_Toc242545547"/>
+      <w:bookmarkStart w:id="2" w:name="_Toc242549761"/>
       <w:r>
         <w:lastRenderedPageBreak/>
         <w:t>3. Calendario del proyecto</w:t>
@@ -8116,7 +8116,7 @@
       <w:pPr>
         <w:pStyle w:val="Ttulo1"/>
       </w:pPr>
-      <w:bookmarkStart w:id="3" w:name="_Toc242545548"/>
+      <w:bookmarkStart w:id="3" w:name="_Toc242549762"/>
       <w:r>
         <w:lastRenderedPageBreak/>
         <w:t>4. Lista de actividades y estimación PERT</w:t>
@@ -31836,7 +31836,7 @@
       <w:pPr>
         <w:pStyle w:val="Ttulo1"/>
       </w:pPr>
-      <w:bookmarkStart w:id="4" w:name="_Toc242545549"/>
+      <w:bookmarkStart w:id="4" w:name="_Toc242549763"/>
       <w:r>
         <w:lastRenderedPageBreak/>
         <w:t>5. Resumen de la estimación</w:t>
@@ -33687,7 +33687,7 @@
       <w:pPr>
         <w:pStyle w:val="Ttulo1"/>
       </w:pPr>
-      <w:bookmarkStart w:id="5" w:name="_Toc242545550"/>
+      <w:bookmarkStart w:id="5" w:name="_Toc242549764"/>
       <w:r>
         <w:t>6. Cronograma de hitos</w:t>
       </w:r>
@@ -34753,7 +34753,7 @@
       <w:pPr>
         <w:pStyle w:val="Ttulo1"/>
       </w:pPr>
-      <w:bookmarkStart w:id="6" w:name="_Toc242545551"/>
+      <w:bookmarkStart w:id="6" w:name="_Toc242549765"/>
       <w:r>
         <w:lastRenderedPageBreak/>
         <w:t>7. Diagrama de Gantt por semanas</w:t>
@@ -44767,7 +44767,7 @@
       <w:pPr>
         <w:pStyle w:val="Ttulo1"/>
       </w:pPr>
-      <w:bookmarkStart w:id="7" w:name="_Toc242545552"/>
+      <w:bookmarkStart w:id="7" w:name="_Toc242549766"/>
       <w:r>
         <w:lastRenderedPageBreak/>
         <w:t>8. Asignación por integrante</w:t>
@@ -45714,7 +45714,7 @@
       <w:pPr>
         <w:pStyle w:val="Ttulo1"/>
       </w:pPr>
-      <w:bookmarkStart w:id="8" w:name="_Toc242545553"/>
+      <w:bookmarkStart w:id="8" w:name="_Toc242549767"/>
       <w:r>
         <w:t>9. Monitoreo y control del cronograma</w:t>
       </w:r>
@@ -49371,10 +49371,64 @@
 <file path=word/numbering.xml><?xml version="1.0" encoding="utf-8"?>
 <w:numbering xmlns:wpc="http://schemas.microsoft.com/office/word/2010/wordprocessingCanvas" xmlns:cx="http://schemas.microsoft.com/office/drawing/2014/chartex" xmlns:cx1="http://schemas.microsoft.com/office/drawing/2015/9/8/chartex" xmlns:cx2="http://schemas.microsoft.com/office/drawing/2015/10/21/chartex" xmlns:cx3="http://schemas.microsoft.com/office/drawing/2016/5/9/chartex" xmlns:cx4="http://schemas.microsoft.com/office/drawing/2016/5/10/chartex" xmlns:cx5="http://schemas.microsoft.com/office/drawing/2016/5/11/chartex" xmlns:cx6="http://schemas.microsoft.com/office/drawing/2016/5/12/chartex" xmlns:cx7="http://schemas.microsoft.com/office/drawing/2016/5/13/chartex" xmlns:cx8="http://schemas.microsoft.com/office/drawing/2016/5/14/chartex" xmlns:mc="http://schemas.openxmlformats.org/markup-compatibility/2006" xmlns:aink="http://schemas.microsoft.com/office/drawing/2016/ink" xmlns:am3d="http://schemas.microsoft.com/office/drawing/2017/model3d" xmlns:o="urn:schemas-microsoft-com:office:office" xmlns:oel="http://schemas.microsoft.com/office/2019/extlst" xmlns:r="http://schemas.openxmlformats.org/officeDocument/2006/relationships" xmlns:m="http://schemas.openxmlformats.org/officeDocument/2006/math" xmlns:v="urn:schemas-microsoft-com:vml" xmlns:wp14="http://schemas.microsoft.com/office/word/2010/wordprocessingDrawing" xmlns:wp="http://schemas.openxmlformats.org/drawingml/2006/wordprocessingDrawing" xmlns:w10="urn:schemas-microsoft-com:office:word" xmlns:w="http://schemas.openxmlformats.org/wordprocessingml/2006/main" xmlns:w14="http://schemas.microsoft.com/office/word/2010/wordml" xmlns:w15="http://schemas.microsoft.com/office/word/2012/wordml" xmlns:w16cex="http://schemas.microsoft.com/office/word/2018/wordml/cex" xmlns:w16cid="http://schemas.microsoft.com/office/word/2016/wordml/cid" xmlns:w16="http://schemas.microsoft.com/office/word/2018/wordml" xmlns:w16du="http://schemas.microsoft.com/office/word/2023/wordml/word16du" xmlns:w16sdtdh="http://schemas.microsoft.com/office/word/2020/wordml/sdtdatahash" xmlns:w16sdtfl="http://schemas.microsoft.com/office/word/2024/wordml/sdtformatlock" xmlns:w16se="http://schemas.microsoft.com/office/word/2015/wordml/symex" xmlns:wpg="http://schemas.microsoft.com/office/word/2010/wordprocessingGroup" xmlns:wpi="http://schemas.microsoft.com/office/word/2010/wordprocessingInk" xmlns:wne="http://schemas.microsoft.com/office/word/2006/wordml" xmlns:wps="http://schemas.microsoft.com/office/word/2010/wordprocessingShape" mc:Ignorable="w14 w15 w16se w16cid w16 w16cex w16sdtdh w16sdtfl w16du wp14">
   <w:abstractNum w:abstractNumId="0" w15:restartNumberingAfterBreak="0">
-    <w:nsid w:val="18D015B9"/>
+    <w:nsid w:val="03F500B4"/>
     <w:multiLevelType w:val="hybridMultilevel"/>
-    <w:tmpl w:val="404C056E"/>
-    <w:lvl w:ilvl="0" w:tplc="92764CB0">
+    <w:tmpl w:val="5E64C0A4"/>
+    <w:lvl w:ilvl="0" w:tplc="E3F01396">
+      <w:start w:val="1"/>
+      <w:numFmt w:val="decimal"/>
+      <w:lvlText w:val="%1."/>
+      <w:lvlJc w:val="left"/>
+      <w:pPr>
+        <w:ind w:left="560" w:hanging="340"/>
+      </w:pPr>
+    </w:lvl>
+    <w:lvl w:ilvl="1" w:tplc="E424E142">
+      <w:numFmt w:val="decimal"/>
+      <w:lvlText w:val=""/>
+      <w:lvlJc w:val="left"/>
+    </w:lvl>
+    <w:lvl w:ilvl="2" w:tplc="5CE6791E">
+      <w:numFmt w:val="decimal"/>
+      <w:lvlText w:val=""/>
+      <w:lvlJc w:val="left"/>
+    </w:lvl>
+    <w:lvl w:ilvl="3" w:tplc="14C887C6">
+      <w:numFmt w:val="decimal"/>
+      <w:lvlText w:val=""/>
+      <w:lvlJc w:val="left"/>
+    </w:lvl>
+    <w:lvl w:ilvl="4" w:tplc="2F16DDEE">
+      <w:numFmt w:val="decimal"/>
+      <w:lvlText w:val=""/>
+      <w:lvlJc w:val="left"/>
+    </w:lvl>
+    <w:lvl w:ilvl="5" w:tplc="7ACC59F8">
+      <w:numFmt w:val="decimal"/>
+      <w:lvlText w:val=""/>
+      <w:lvlJc w:val="left"/>
+    </w:lvl>
+    <w:lvl w:ilvl="6" w:tplc="D440232A">
+      <w:numFmt w:val="decimal"/>
+      <w:lvlText w:val=""/>
+      <w:lvlJc w:val="left"/>
+    </w:lvl>
+    <w:lvl w:ilvl="7" w:tplc="63C8604C">
+      <w:numFmt w:val="decimal"/>
+      <w:lvlText w:val=""/>
+      <w:lvlJc w:val="left"/>
+    </w:lvl>
+    <w:lvl w:ilvl="8" w:tplc="A6E40C08">
+      <w:numFmt w:val="decimal"/>
+      <w:lvlText w:val=""/>
+      <w:lvlJc w:val="left"/>
+    </w:lvl>
+  </w:abstractNum>
+  <w:abstractNum w:abstractNumId="1" w15:restartNumberingAfterBreak="0">
+    <w:nsid w:val="18FC22E1"/>
+    <w:multiLevelType w:val="hybridMultilevel"/>
+    <w:tmpl w:val="7D1ACA4E"/>
+    <w:lvl w:ilvl="0" w:tplc="CA4C7AA0">
       <w:start w:val="1"/>
       <w:numFmt w:val="bullet"/>
       <w:lvlText w:val="●"/>
@@ -49383,7 +49437,7 @@
         <w:ind w:left="720" w:hanging="360"/>
       </w:pPr>
     </w:lvl>
-    <w:lvl w:ilvl="1" w:tplc="4A6C6CE0">
+    <w:lvl w:ilvl="1" w:tplc="BCCEDDAE">
       <w:start w:val="1"/>
       <w:numFmt w:val="bullet"/>
       <w:lvlText w:val="○"/>
@@ -49392,7 +49446,7 @@
         <w:ind w:left="1440" w:hanging="360"/>
       </w:pPr>
     </w:lvl>
-    <w:lvl w:ilvl="2" w:tplc="54F22DC8">
+    <w:lvl w:ilvl="2" w:tplc="08BED8D2">
       <w:start w:val="1"/>
       <w:numFmt w:val="bullet"/>
       <w:lvlText w:val="■"/>
@@ -49401,7 +49455,7 @@
         <w:ind w:left="2160" w:hanging="360"/>
       </w:pPr>
     </w:lvl>
-    <w:lvl w:ilvl="3" w:tplc="C0122434">
+    <w:lvl w:ilvl="3" w:tplc="AE58F50C">
       <w:start w:val="1"/>
       <w:numFmt w:val="bullet"/>
       <w:lvlText w:val="●"/>
@@ -49410,7 +49464,7 @@
         <w:ind w:left="2880" w:hanging="360"/>
       </w:pPr>
     </w:lvl>
-    <w:lvl w:ilvl="4" w:tplc="3A1E21F6">
+    <w:lvl w:ilvl="4" w:tplc="4D98232A">
       <w:start w:val="1"/>
       <w:numFmt w:val="bullet"/>
       <w:lvlText w:val="○"/>
@@ -49419,7 +49473,7 @@
         <w:ind w:left="3600" w:hanging="360"/>
       </w:pPr>
     </w:lvl>
-    <w:lvl w:ilvl="5" w:tplc="5E182318">
+    <w:lvl w:ilvl="5" w:tplc="4C50F1BE">
       <w:start w:val="1"/>
       <w:numFmt w:val="bullet"/>
       <w:lvlText w:val="■"/>
@@ -49428,7 +49482,7 @@
         <w:ind w:left="4320" w:hanging="360"/>
       </w:pPr>
     </w:lvl>
-    <w:lvl w:ilvl="6" w:tplc="95BAA4BC">
+    <w:lvl w:ilvl="6" w:tplc="C3BEFD8C">
       <w:start w:val="1"/>
       <w:numFmt w:val="bullet"/>
       <w:lvlText w:val="●"/>
@@ -49437,7 +49491,7 @@
         <w:ind w:left="5040" w:hanging="360"/>
       </w:pPr>
     </w:lvl>
-    <w:lvl w:ilvl="7" w:tplc="3A54F2C4">
+    <w:lvl w:ilvl="7" w:tplc="79C03568">
       <w:start w:val="1"/>
       <w:numFmt w:val="bullet"/>
       <w:lvlText w:val="●"/>
@@ -49446,7 +49500,7 @@
         <w:ind w:left="5760" w:hanging="360"/>
       </w:pPr>
     </w:lvl>
-    <w:lvl w:ilvl="8" w:tplc="DF988E9C">
+    <w:lvl w:ilvl="8" w:tplc="216A658C">
       <w:start w:val="1"/>
       <w:numFmt w:val="bullet"/>
       <w:lvlText w:val="●"/>
@@ -49456,11 +49510,11 @@
       </w:pPr>
     </w:lvl>
   </w:abstractNum>
-  <w:abstractNum w:abstractNumId="1" w15:restartNumberingAfterBreak="0">
-    <w:nsid w:val="23FB7D70"/>
+  <w:abstractNum w:abstractNumId="2" w15:restartNumberingAfterBreak="0">
+    <w:nsid w:val="681257E7"/>
     <w:multiLevelType w:val="hybridMultilevel"/>
-    <w:tmpl w:val="E9F8750E"/>
-    <w:lvl w:ilvl="0" w:tplc="035C493C">
+    <w:tmpl w:val="24E85F52"/>
+    <w:lvl w:ilvl="0" w:tplc="5ACE0620">
       <w:start w:val="1"/>
       <w:numFmt w:val="bullet"/>
       <w:lvlText w:val="•"/>
@@ -49469,109 +49523,55 @@
         <w:ind w:left="560" w:hanging="280"/>
       </w:pPr>
     </w:lvl>
-    <w:lvl w:ilvl="1" w:tplc="EECEDE84">
+    <w:lvl w:ilvl="1" w:tplc="64BE420A">
       <w:numFmt w:val="decimal"/>
       <w:lvlText w:val=""/>
       <w:lvlJc w:val="left"/>
     </w:lvl>
-    <w:lvl w:ilvl="2" w:tplc="26D886DC">
+    <w:lvl w:ilvl="2" w:tplc="D3A879B2">
       <w:numFmt w:val="decimal"/>
       <w:lvlText w:val=""/>
       <w:lvlJc w:val="left"/>
     </w:lvl>
-    <w:lvl w:ilvl="3" w:tplc="21C6F5B2">
+    <w:lvl w:ilvl="3" w:tplc="35DE1492">
       <w:numFmt w:val="decimal"/>
       <w:lvlText w:val=""/>
       <w:lvlJc w:val="left"/>
     </w:lvl>
-    <w:lvl w:ilvl="4" w:tplc="5A0ABB56">
+    <w:lvl w:ilvl="4" w:tplc="A7F2585C">
       <w:numFmt w:val="decimal"/>
       <w:lvlText w:val=""/>
       <w:lvlJc w:val="left"/>
     </w:lvl>
-    <w:lvl w:ilvl="5" w:tplc="42F62D90">
+    <w:lvl w:ilvl="5" w:tplc="403CC91E">
       <w:numFmt w:val="decimal"/>
       <w:lvlText w:val=""/>
       <w:lvlJc w:val="left"/>
     </w:lvl>
-    <w:lvl w:ilvl="6" w:tplc="4008C258">
+    <w:lvl w:ilvl="6" w:tplc="2222BABC">
       <w:numFmt w:val="decimal"/>
       <w:lvlText w:val=""/>
       <w:lvlJc w:val="left"/>
     </w:lvl>
-    <w:lvl w:ilvl="7" w:tplc="343A09D6">
+    <w:lvl w:ilvl="7" w:tplc="73BEB30A">
       <w:numFmt w:val="decimal"/>
       <w:lvlText w:val=""/>
       <w:lvlJc w:val="left"/>
     </w:lvl>
-    <w:lvl w:ilvl="8" w:tplc="D264D008">
+    <w:lvl w:ilvl="8" w:tplc="3140E976">
       <w:numFmt w:val="decimal"/>
       <w:lvlText w:val=""/>
       <w:lvlJc w:val="left"/>
     </w:lvl>
   </w:abstractNum>
-  <w:abstractNum w:abstractNumId="2" w15:restartNumberingAfterBreak="0">
-    <w:nsid w:val="4F727B6D"/>
-    <w:multiLevelType w:val="hybridMultilevel"/>
-    <w:tmpl w:val="97981B28"/>
-    <w:lvl w:ilvl="0" w:tplc="53183D94">
-      <w:start w:val="1"/>
-      <w:numFmt w:val="decimal"/>
-      <w:lvlText w:val="%1."/>
-      <w:lvlJc w:val="left"/>
-      <w:pPr>
-        <w:ind w:left="560" w:hanging="340"/>
-      </w:pPr>
-    </w:lvl>
-    <w:lvl w:ilvl="1" w:tplc="B52850E2">
-      <w:numFmt w:val="decimal"/>
-      <w:lvlText w:val=""/>
-      <w:lvlJc w:val="left"/>
-    </w:lvl>
-    <w:lvl w:ilvl="2" w:tplc="6F2C5E8A">
-      <w:numFmt w:val="decimal"/>
-      <w:lvlText w:val=""/>
-      <w:lvlJc w:val="left"/>
-    </w:lvl>
-    <w:lvl w:ilvl="3" w:tplc="4044F112">
-      <w:numFmt w:val="decimal"/>
-      <w:lvlText w:val=""/>
-      <w:lvlJc w:val="left"/>
-    </w:lvl>
-    <w:lvl w:ilvl="4" w:tplc="024EAAF2">
-      <w:numFmt w:val="decimal"/>
-      <w:lvlText w:val=""/>
-      <w:lvlJc w:val="left"/>
-    </w:lvl>
-    <w:lvl w:ilvl="5" w:tplc="ABBCD88A">
-      <w:numFmt w:val="decimal"/>
-      <w:lvlText w:val=""/>
-      <w:lvlJc w:val="left"/>
-    </w:lvl>
-    <w:lvl w:ilvl="6" w:tplc="AFCCB014">
-      <w:numFmt w:val="decimal"/>
-      <w:lvlText w:val=""/>
-      <w:lvlJc w:val="left"/>
-    </w:lvl>
-    <w:lvl w:ilvl="7" w:tplc="5BB0D730">
-      <w:numFmt w:val="decimal"/>
-      <w:lvlText w:val=""/>
-      <w:lvlJc w:val="left"/>
-    </w:lvl>
-    <w:lvl w:ilvl="8" w:tplc="D0585206">
-      <w:numFmt w:val="decimal"/>
-      <w:lvlText w:val=""/>
-      <w:lvlJc w:val="left"/>
-    </w:lvl>
-  </w:abstractNum>
-  <w:num w:numId="1" w16cid:durableId="487094966">
-    <w:abstractNumId w:val="0"/>
+  <w:num w:numId="1" w16cid:durableId="1870213564">
+    <w:abstractNumId w:val="1"/>
     <w:lvlOverride w:ilvl="0">
       <w:startOverride w:val="1"/>
     </w:lvlOverride>
   </w:num>
-  <w:num w:numId="2" w16cid:durableId="1267690005">
-    <w:abstractNumId w:val="1"/>
+  <w:num w:numId="2" w16cid:durableId="733360386">
+    <w:abstractNumId w:val="2"/>
     <w:lvlOverride w:ilvl="0">
       <w:startOverride w:val="1"/>
     </w:lvlOverride>
@@ -50163,7 +50163,7 @@
     <w:autoRedefine/>
     <w:uiPriority w:val="39"/>
     <w:unhideWhenUsed/>
-    <w:rsid w:val="005403CF"/>
+    <w:rsid w:val="00D63A24"/>
     <w:pPr>
       <w:spacing w:after="100"/>
     </w:pPr>

--- a/public/documentos/CRO-01-linea-base-del-cronograma.docx
+++ b/public/documentos/CRO-01-linea-base-del-cronograma.docx
@@ -52,7 +52,7 @@
                 <w:noProof/>
               </w:rPr>
               <w:drawing>
-                <wp:inline distT="0" distB="0" distL="0" distR="0" wp14:anchorId="6AF3F5A6" wp14:editId="2C23C4F6">
+                <wp:inline distT="0" distB="0" distL="0" distR="0" wp14:anchorId="1347C79C" wp14:editId="43C15B67">
                   <wp:extent cx="990600" cy="990600"/>
                   <wp:effectExtent l="0" t="0" r="0" b="0"/>
                   <wp:docPr id="1" name="Imagen 1"/>
@@ -171,10 +171,10 @@
                 <w:noProof/>
               </w:rPr>
               <w:drawing>
-                <wp:inline distT="0" distB="0" distL="0" distR="0" wp14:anchorId="7347E6B5" wp14:editId="286AA9B0">
+                <wp:inline distT="0" distB="0" distL="0" distR="0" wp14:anchorId="6BDC4CF1" wp14:editId="7D80A12C">
                   <wp:extent cx="800100" cy="800100"/>
                   <wp:effectExtent l="0" t="0" r="0" b="0"/>
-                  <wp:docPr id="294049024" name="Imagen 294049024"/>
+                  <wp:docPr id="1595398811" name="Imagen 1595398811"/>
                   <wp:cNvGraphicFramePr>
                     <a:graphicFrameLocks xmlns:a="http://schemas.openxmlformats.org/drawingml/2006/main" noChangeAspect="1"/>
                   </wp:cNvGraphicFramePr>
@@ -1117,7 +1117,7 @@
                 <w:sz w:val="17"/>
                 <w:szCs w:val="17"/>
               </w:rPr>
-              <w:t>Responsable del modelo de Machine Learning</w:t>
+              <w:t>Responsable del modelo de Machine Learning y Product Owner</w:t>
             </w:r>
           </w:p>
         </w:tc>
@@ -2867,7 +2867,7 @@
     <w:sdt>
       <w:sdtPr>
         <w:alias w:val="Contenido"/>
-        <w:id w:val="1576170356"/>
+        <w:id w:val="550959766"/>
       </w:sdtPr>
       <w:sdtEndPr/>
       <w:sdtContent>
@@ -2893,7 +2893,7 @@
           <w:r>
             <w:fldChar w:fldCharType="separate"/>
           </w:r>
-          <w:hyperlink w:anchor="_Toc242549759" w:history="1">
+          <w:hyperlink w:anchor="_Toc243091819" w:history="1">
             <w:r>
               <w:rPr>
                 <w:rStyle w:val="Hipervnculo"/>
@@ -2917,7 +2917,7 @@
               <w:rPr>
                 <w:noProof/>
               </w:rPr>
-              <w:instrText xml:space="preserve"> PAGEREF _Toc242549759 \h </w:instrText>
+              <w:instrText xml:space="preserve"> PAGEREF _Toc243091819 \h </w:instrText>
             </w:r>
             <w:r>
               <w:rPr>
@@ -2957,7 +2957,7 @@
               <w14:ligatures w14:val="standardContextual"/>
             </w:rPr>
           </w:pPr>
-          <w:hyperlink w:anchor="_Toc242549760" w:history="1">
+          <w:hyperlink w:anchor="_Toc243091820" w:history="1">
             <w:r>
               <w:rPr>
                 <w:rStyle w:val="Hipervnculo"/>
@@ -2981,7 +2981,7 @@
               <w:rPr>
                 <w:noProof/>
               </w:rPr>
-              <w:instrText xml:space="preserve"> PAGEREF _Toc242549760 \h </w:instrText>
+              <w:instrText xml:space="preserve"> PAGEREF _Toc243091820 \h </w:instrText>
             </w:r>
             <w:r>
               <w:rPr>
@@ -3021,7 +3021,7 @@
               <w14:ligatures w14:val="standardContextual"/>
             </w:rPr>
           </w:pPr>
-          <w:hyperlink w:anchor="_Toc242549761" w:history="1">
+          <w:hyperlink w:anchor="_Toc243091821" w:history="1">
             <w:r>
               <w:rPr>
                 <w:rStyle w:val="Hipervnculo"/>
@@ -3045,7 +3045,7 @@
               <w:rPr>
                 <w:noProof/>
               </w:rPr>
-              <w:instrText xml:space="preserve"> PAGEREF _Toc242549761 \h </w:instrText>
+              <w:instrText xml:space="preserve"> PAGEREF _Toc243091821 \h </w:instrText>
             </w:r>
             <w:r>
               <w:rPr>
@@ -3085,7 +3085,7 @@
               <w14:ligatures w14:val="standardContextual"/>
             </w:rPr>
           </w:pPr>
-          <w:hyperlink w:anchor="_Toc242549762" w:history="1">
+          <w:hyperlink w:anchor="_Toc243091822" w:history="1">
             <w:r>
               <w:rPr>
                 <w:rStyle w:val="Hipervnculo"/>
@@ -3109,7 +3109,7 @@
               <w:rPr>
                 <w:noProof/>
               </w:rPr>
-              <w:instrText xml:space="preserve"> PAGEREF _Toc242549762 \h </w:instrText>
+              <w:instrText xml:space="preserve"> PAGEREF _Toc243091822 \h </w:instrText>
             </w:r>
             <w:r>
               <w:rPr>
@@ -3149,7 +3149,7 @@
               <w14:ligatures w14:val="standardContextual"/>
             </w:rPr>
           </w:pPr>
-          <w:hyperlink w:anchor="_Toc242549763" w:history="1">
+          <w:hyperlink w:anchor="_Toc243091823" w:history="1">
             <w:r>
               <w:rPr>
                 <w:rStyle w:val="Hipervnculo"/>
@@ -3173,7 +3173,7 @@
               <w:rPr>
                 <w:noProof/>
               </w:rPr>
-              <w:instrText xml:space="preserve"> PAGEREF _Toc242549763 \h </w:instrText>
+              <w:instrText xml:space="preserve"> PAGEREF _Toc243091823 \h </w:instrText>
             </w:r>
             <w:r>
               <w:rPr>
@@ -3213,7 +3213,7 @@
               <w14:ligatures w14:val="standardContextual"/>
             </w:rPr>
           </w:pPr>
-          <w:hyperlink w:anchor="_Toc242549764" w:history="1">
+          <w:hyperlink w:anchor="_Toc243091824" w:history="1">
             <w:r>
               <w:rPr>
                 <w:rStyle w:val="Hipervnculo"/>
@@ -3237,7 +3237,7 @@
               <w:rPr>
                 <w:noProof/>
               </w:rPr>
-              <w:instrText xml:space="preserve"> PAGEREF _Toc242549764 \h </w:instrText>
+              <w:instrText xml:space="preserve"> PAGEREF _Toc243091824 \h </w:instrText>
             </w:r>
             <w:r>
               <w:rPr>
@@ -3277,7 +3277,7 @@
               <w14:ligatures w14:val="standardContextual"/>
             </w:rPr>
           </w:pPr>
-          <w:hyperlink w:anchor="_Toc242549765" w:history="1">
+          <w:hyperlink w:anchor="_Toc243091825" w:history="1">
             <w:r>
               <w:rPr>
                 <w:rStyle w:val="Hipervnculo"/>
@@ -3301,7 +3301,7 @@
               <w:rPr>
                 <w:noProof/>
               </w:rPr>
-              <w:instrText xml:space="preserve"> PAGEREF _Toc242549765 \h </w:instrText>
+              <w:instrText xml:space="preserve"> PAGEREF _Toc243091825 \h </w:instrText>
             </w:r>
             <w:r>
               <w:rPr>
@@ -3341,7 +3341,7 @@
               <w14:ligatures w14:val="standardContextual"/>
             </w:rPr>
           </w:pPr>
-          <w:hyperlink w:anchor="_Toc242549766" w:history="1">
+          <w:hyperlink w:anchor="_Toc243091826" w:history="1">
             <w:r>
               <w:rPr>
                 <w:rStyle w:val="Hipervnculo"/>
@@ -3365,7 +3365,7 @@
               <w:rPr>
                 <w:noProof/>
               </w:rPr>
-              <w:instrText xml:space="preserve"> PAGEREF _Toc242549766 \h </w:instrText>
+              <w:instrText xml:space="preserve"> PAGEREF _Toc243091826 \h </w:instrText>
             </w:r>
             <w:r>
               <w:rPr>
@@ -3405,7 +3405,7 @@
               <w14:ligatures w14:val="standardContextual"/>
             </w:rPr>
           </w:pPr>
-          <w:hyperlink w:anchor="_Toc242549767" w:history="1">
+          <w:hyperlink w:anchor="_Toc243091827" w:history="1">
             <w:r>
               <w:rPr>
                 <w:rStyle w:val="Hipervnculo"/>
@@ -3429,7 +3429,7 @@
               <w:rPr>
                 <w:noProof/>
               </w:rPr>
-              <w:instrText xml:space="preserve"> PAGEREF _Toc242549767 \h </w:instrText>
+              <w:instrText xml:space="preserve"> PAGEREF _Toc243091827 \h </w:instrText>
             </w:r>
             <w:r>
               <w:rPr>
@@ -3479,7 +3479,7 @@
       <w:pPr>
         <w:pStyle w:val="Ttulo1"/>
       </w:pPr>
-      <w:bookmarkStart w:id="0" w:name="_Toc242549759"/>
+      <w:bookmarkStart w:id="0" w:name="_Toc243091819"/>
       <w:r>
         <w:lastRenderedPageBreak/>
         <w:t>1. Cambios respecto de la versión 2</w:t>
@@ -4696,7 +4696,7 @@
       <w:pPr>
         <w:pStyle w:val="Ttulo1"/>
       </w:pPr>
-      <w:bookmarkStart w:id="1" w:name="_Toc242549760"/>
+      <w:bookmarkStart w:id="1" w:name="_Toc243091820"/>
       <w:r>
         <w:t>2. Plan de gestión del cronograma</w:t>
       </w:r>
@@ -5527,7 +5527,7 @@
       <w:pPr>
         <w:pStyle w:val="Ttulo1"/>
       </w:pPr>
-      <w:bookmarkStart w:id="2" w:name="_Toc242549761"/>
+      <w:bookmarkStart w:id="2" w:name="_Toc243091821"/>
       <w:r>
         <w:lastRenderedPageBreak/>
         <w:t>3. Calendario del proyecto</w:t>
@@ -8116,7 +8116,7 @@
       <w:pPr>
         <w:pStyle w:val="Ttulo1"/>
       </w:pPr>
-      <w:bookmarkStart w:id="3" w:name="_Toc242549762"/>
+      <w:bookmarkStart w:id="3" w:name="_Toc243091822"/>
       <w:r>
         <w:lastRenderedPageBreak/>
         <w:t>4. Lista de actividades y estimación PERT</w:t>
@@ -31836,7 +31836,7 @@
       <w:pPr>
         <w:pStyle w:val="Ttulo1"/>
       </w:pPr>
-      <w:bookmarkStart w:id="4" w:name="_Toc242549763"/>
+      <w:bookmarkStart w:id="4" w:name="_Toc243091823"/>
       <w:r>
         <w:lastRenderedPageBreak/>
         <w:t>5. Resumen de la estimación</w:t>
@@ -33687,7 +33687,7 @@
       <w:pPr>
         <w:pStyle w:val="Ttulo1"/>
       </w:pPr>
-      <w:bookmarkStart w:id="5" w:name="_Toc242549764"/>
+      <w:bookmarkStart w:id="5" w:name="_Toc243091824"/>
       <w:r>
         <w:t>6. Cronograma de hitos</w:t>
       </w:r>
@@ -34753,7 +34753,7 @@
       <w:pPr>
         <w:pStyle w:val="Ttulo1"/>
       </w:pPr>
-      <w:bookmarkStart w:id="6" w:name="_Toc242549765"/>
+      <w:bookmarkStart w:id="6" w:name="_Toc243091825"/>
       <w:r>
         <w:lastRenderedPageBreak/>
         <w:t>7. Diagrama de Gantt por semanas</w:t>
@@ -44767,7 +44767,7 @@
       <w:pPr>
         <w:pStyle w:val="Ttulo1"/>
       </w:pPr>
-      <w:bookmarkStart w:id="7" w:name="_Toc242549766"/>
+      <w:bookmarkStart w:id="7" w:name="_Toc243091826"/>
       <w:r>
         <w:lastRenderedPageBreak/>
         <w:t>8. Asignación por integrante</w:t>
@@ -45192,7 +45192,7 @@
                 <w:sz w:val="18"/>
                 <w:szCs w:val="18"/>
               </w:rPr>
-              <w:t>Responsable del modelo de Machine Learning</w:t>
+              <w:t>Responsable del modelo de Machine Learning y Product Owner</w:t>
             </w:r>
           </w:p>
         </w:tc>
@@ -45714,7 +45714,7 @@
       <w:pPr>
         <w:pStyle w:val="Ttulo1"/>
       </w:pPr>
-      <w:bookmarkStart w:id="8" w:name="_Toc242549767"/>
+      <w:bookmarkStart w:id="8" w:name="_Toc243091827"/>
       <w:r>
         <w:t>9. Monitoreo y control del cronograma</w:t>
       </w:r>
@@ -49371,10 +49371,64 @@
 <file path=word/numbering.xml><?xml version="1.0" encoding="utf-8"?>
 <w:numbering xmlns:wpc="http://schemas.microsoft.com/office/word/2010/wordprocessingCanvas" xmlns:cx="http://schemas.microsoft.com/office/drawing/2014/chartex" xmlns:cx1="http://schemas.microsoft.com/office/drawing/2015/9/8/chartex" xmlns:cx2="http://schemas.microsoft.com/office/drawing/2015/10/21/chartex" xmlns:cx3="http://schemas.microsoft.com/office/drawing/2016/5/9/chartex" xmlns:cx4="http://schemas.microsoft.com/office/drawing/2016/5/10/chartex" xmlns:cx5="http://schemas.microsoft.com/office/drawing/2016/5/11/chartex" xmlns:cx6="http://schemas.microsoft.com/office/drawing/2016/5/12/chartex" xmlns:cx7="http://schemas.microsoft.com/office/drawing/2016/5/13/chartex" xmlns:cx8="http://schemas.microsoft.com/office/drawing/2016/5/14/chartex" xmlns:mc="http://schemas.openxmlformats.org/markup-compatibility/2006" xmlns:aink="http://schemas.microsoft.com/office/drawing/2016/ink" xmlns:am3d="http://schemas.microsoft.com/office/drawing/2017/model3d" xmlns:o="urn:schemas-microsoft-com:office:office" xmlns:oel="http://schemas.microsoft.com/office/2019/extlst" xmlns:r="http://schemas.openxmlformats.org/officeDocument/2006/relationships" xmlns:m="http://schemas.openxmlformats.org/officeDocument/2006/math" xmlns:v="urn:schemas-microsoft-com:vml" xmlns:wp14="http://schemas.microsoft.com/office/word/2010/wordprocessingDrawing" xmlns:wp="http://schemas.openxmlformats.org/drawingml/2006/wordprocessingDrawing" xmlns:w10="urn:schemas-microsoft-com:office:word" xmlns:w="http://schemas.openxmlformats.org/wordprocessingml/2006/main" xmlns:w14="http://schemas.microsoft.com/office/word/2010/wordml" xmlns:w15="http://schemas.microsoft.com/office/word/2012/wordml" xmlns:w16cex="http://schemas.microsoft.com/office/word/2018/wordml/cex" xmlns:w16cid="http://schemas.microsoft.com/office/word/2016/wordml/cid" xmlns:w16="http://schemas.microsoft.com/office/word/2018/wordml" xmlns:w16du="http://schemas.microsoft.com/office/word/2023/wordml/word16du" xmlns:w16sdtdh="http://schemas.microsoft.com/office/word/2020/wordml/sdtdatahash" xmlns:w16sdtfl="http://schemas.microsoft.com/office/word/2024/wordml/sdtformatlock" xmlns:w16se="http://schemas.microsoft.com/office/word/2015/wordml/symex" xmlns:wpg="http://schemas.microsoft.com/office/word/2010/wordprocessingGroup" xmlns:wpi="http://schemas.microsoft.com/office/word/2010/wordprocessingInk" xmlns:wne="http://schemas.microsoft.com/office/word/2006/wordml" xmlns:wps="http://schemas.microsoft.com/office/word/2010/wordprocessingShape" mc:Ignorable="w14 w15 w16se w16cid w16 w16cex w16sdtdh w16sdtfl w16du wp14">
   <w:abstractNum w:abstractNumId="0" w15:restartNumberingAfterBreak="0">
-    <w:nsid w:val="03F500B4"/>
+    <w:nsid w:val="64E1696A"/>
     <w:multiLevelType w:val="hybridMultilevel"/>
-    <w:tmpl w:val="5E64C0A4"/>
-    <w:lvl w:ilvl="0" w:tplc="E3F01396">
+    <w:tmpl w:val="AA9EFC10"/>
+    <w:lvl w:ilvl="0" w:tplc="7744E8BC">
+      <w:start w:val="1"/>
+      <w:numFmt w:val="bullet"/>
+      <w:lvlText w:val="•"/>
+      <w:lvlJc w:val="left"/>
+      <w:pPr>
+        <w:ind w:left="560" w:hanging="280"/>
+      </w:pPr>
+    </w:lvl>
+    <w:lvl w:ilvl="1" w:tplc="10AAB974">
+      <w:numFmt w:val="decimal"/>
+      <w:lvlText w:val=""/>
+      <w:lvlJc w:val="left"/>
+    </w:lvl>
+    <w:lvl w:ilvl="2" w:tplc="39AE2F1A">
+      <w:numFmt w:val="decimal"/>
+      <w:lvlText w:val=""/>
+      <w:lvlJc w:val="left"/>
+    </w:lvl>
+    <w:lvl w:ilvl="3" w:tplc="6DDCF4E2">
+      <w:numFmt w:val="decimal"/>
+      <w:lvlText w:val=""/>
+      <w:lvlJc w:val="left"/>
+    </w:lvl>
+    <w:lvl w:ilvl="4" w:tplc="042A0D42">
+      <w:numFmt w:val="decimal"/>
+      <w:lvlText w:val=""/>
+      <w:lvlJc w:val="left"/>
+    </w:lvl>
+    <w:lvl w:ilvl="5" w:tplc="1428B83E">
+      <w:numFmt w:val="decimal"/>
+      <w:lvlText w:val=""/>
+      <w:lvlJc w:val="left"/>
+    </w:lvl>
+    <w:lvl w:ilvl="6" w:tplc="9A44D362">
+      <w:numFmt w:val="decimal"/>
+      <w:lvlText w:val=""/>
+      <w:lvlJc w:val="left"/>
+    </w:lvl>
+    <w:lvl w:ilvl="7" w:tplc="090C7D18">
+      <w:numFmt w:val="decimal"/>
+      <w:lvlText w:val=""/>
+      <w:lvlJc w:val="left"/>
+    </w:lvl>
+    <w:lvl w:ilvl="8" w:tplc="78409B7A">
+      <w:numFmt w:val="decimal"/>
+      <w:lvlText w:val=""/>
+      <w:lvlJc w:val="left"/>
+    </w:lvl>
+  </w:abstractNum>
+  <w:abstractNum w:abstractNumId="1" w15:restartNumberingAfterBreak="0">
+    <w:nsid w:val="77AC5E77"/>
+    <w:multiLevelType w:val="hybridMultilevel"/>
+    <w:tmpl w:val="A2680E76"/>
+    <w:lvl w:ilvl="0" w:tplc="28C4331E">
       <w:start w:val="1"/>
       <w:numFmt w:val="decimal"/>
       <w:lvlText w:val="%1."/>
@@ -49383,52 +49437,52 @@
         <w:ind w:left="560" w:hanging="340"/>
       </w:pPr>
     </w:lvl>
-    <w:lvl w:ilvl="1" w:tplc="E424E142">
+    <w:lvl w:ilvl="1" w:tplc="55E6C288">
       <w:numFmt w:val="decimal"/>
       <w:lvlText w:val=""/>
       <w:lvlJc w:val="left"/>
     </w:lvl>
-    <w:lvl w:ilvl="2" w:tplc="5CE6791E">
+    <w:lvl w:ilvl="2" w:tplc="8638823E">
       <w:numFmt w:val="decimal"/>
       <w:lvlText w:val=""/>
       <w:lvlJc w:val="left"/>
     </w:lvl>
-    <w:lvl w:ilvl="3" w:tplc="14C887C6">
+    <w:lvl w:ilvl="3" w:tplc="14463580">
       <w:numFmt w:val="decimal"/>
       <w:lvlText w:val=""/>
       <w:lvlJc w:val="left"/>
     </w:lvl>
-    <w:lvl w:ilvl="4" w:tplc="2F16DDEE">
+    <w:lvl w:ilvl="4" w:tplc="D930C172">
       <w:numFmt w:val="decimal"/>
       <w:lvlText w:val=""/>
       <w:lvlJc w:val="left"/>
     </w:lvl>
-    <w:lvl w:ilvl="5" w:tplc="7ACC59F8">
+    <w:lvl w:ilvl="5" w:tplc="ABB6EF2E">
       <w:numFmt w:val="decimal"/>
       <w:lvlText w:val=""/>
       <w:lvlJc w:val="left"/>
     </w:lvl>
-    <w:lvl w:ilvl="6" w:tplc="D440232A">
+    <w:lvl w:ilvl="6" w:tplc="35CC4A2C">
       <w:numFmt w:val="decimal"/>
       <w:lvlText w:val=""/>
       <w:lvlJc w:val="left"/>
     </w:lvl>
-    <w:lvl w:ilvl="7" w:tplc="63C8604C">
+    <w:lvl w:ilvl="7" w:tplc="0302DAC0">
       <w:numFmt w:val="decimal"/>
       <w:lvlText w:val=""/>
       <w:lvlJc w:val="left"/>
     </w:lvl>
-    <w:lvl w:ilvl="8" w:tplc="A6E40C08">
+    <w:lvl w:ilvl="8" w:tplc="B8F04F28">
       <w:numFmt w:val="decimal"/>
       <w:lvlText w:val=""/>
       <w:lvlJc w:val="left"/>
     </w:lvl>
   </w:abstractNum>
-  <w:abstractNum w:abstractNumId="1" w15:restartNumberingAfterBreak="0">
-    <w:nsid w:val="18FC22E1"/>
+  <w:abstractNum w:abstractNumId="2" w15:restartNumberingAfterBreak="0">
+    <w:nsid w:val="7EA270DE"/>
     <w:multiLevelType w:val="hybridMultilevel"/>
-    <w:tmpl w:val="7D1ACA4E"/>
-    <w:lvl w:ilvl="0" w:tplc="CA4C7AA0">
+    <w:tmpl w:val="96A242FE"/>
+    <w:lvl w:ilvl="0" w:tplc="81BC9E80">
       <w:start w:val="1"/>
       <w:numFmt w:val="bullet"/>
       <w:lvlText w:val="●"/>
@@ -49437,7 +49491,7 @@
         <w:ind w:left="720" w:hanging="360"/>
       </w:pPr>
     </w:lvl>
-    <w:lvl w:ilvl="1" w:tplc="BCCEDDAE">
+    <w:lvl w:ilvl="1" w:tplc="114E4B8A">
       <w:start w:val="1"/>
       <w:numFmt w:val="bullet"/>
       <w:lvlText w:val="○"/>
@@ -49446,7 +49500,7 @@
         <w:ind w:left="1440" w:hanging="360"/>
       </w:pPr>
     </w:lvl>
-    <w:lvl w:ilvl="2" w:tplc="08BED8D2">
+    <w:lvl w:ilvl="2" w:tplc="6D827606">
       <w:start w:val="1"/>
       <w:numFmt w:val="bullet"/>
       <w:lvlText w:val="■"/>
@@ -49455,7 +49509,7 @@
         <w:ind w:left="2160" w:hanging="360"/>
       </w:pPr>
     </w:lvl>
-    <w:lvl w:ilvl="3" w:tplc="AE58F50C">
+    <w:lvl w:ilvl="3" w:tplc="57ACD2AA">
       <w:start w:val="1"/>
       <w:numFmt w:val="bullet"/>
       <w:lvlText w:val="●"/>
@@ -49464,7 +49518,7 @@
         <w:ind w:left="2880" w:hanging="360"/>
       </w:pPr>
     </w:lvl>
-    <w:lvl w:ilvl="4" w:tplc="4D98232A">
+    <w:lvl w:ilvl="4" w:tplc="4F12F92E">
       <w:start w:val="1"/>
       <w:numFmt w:val="bullet"/>
       <w:lvlText w:val="○"/>
@@ -49473,7 +49527,7 @@
         <w:ind w:left="3600" w:hanging="360"/>
       </w:pPr>
     </w:lvl>
-    <w:lvl w:ilvl="5" w:tplc="4C50F1BE">
+    <w:lvl w:ilvl="5" w:tplc="EC121388">
       <w:start w:val="1"/>
       <w:numFmt w:val="bullet"/>
       <w:lvlText w:val="■"/>
@@ -49482,7 +49536,7 @@
         <w:ind w:left="4320" w:hanging="360"/>
       </w:pPr>
     </w:lvl>
-    <w:lvl w:ilvl="6" w:tplc="C3BEFD8C">
+    <w:lvl w:ilvl="6" w:tplc="B552BBD4">
       <w:start w:val="1"/>
       <w:numFmt w:val="bullet"/>
       <w:lvlText w:val="●"/>
@@ -49491,7 +49545,7 @@
         <w:ind w:left="5040" w:hanging="360"/>
       </w:pPr>
     </w:lvl>
-    <w:lvl w:ilvl="7" w:tplc="79C03568">
+    <w:lvl w:ilvl="7" w:tplc="24BECF24">
       <w:start w:val="1"/>
       <w:numFmt w:val="bullet"/>
       <w:lvlText w:val="●"/>
@@ -49500,7 +49554,7 @@
         <w:ind w:left="5760" w:hanging="360"/>
       </w:pPr>
     </w:lvl>
-    <w:lvl w:ilvl="8" w:tplc="216A658C">
+    <w:lvl w:ilvl="8" w:tplc="5268DD6A">
       <w:start w:val="1"/>
       <w:numFmt w:val="bullet"/>
       <w:lvlText w:val="●"/>
@@ -49510,68 +49564,14 @@
       </w:pPr>
     </w:lvl>
   </w:abstractNum>
-  <w:abstractNum w:abstractNumId="2" w15:restartNumberingAfterBreak="0">
-    <w:nsid w:val="681257E7"/>
-    <w:multiLevelType w:val="hybridMultilevel"/>
-    <w:tmpl w:val="24E85F52"/>
-    <w:lvl w:ilvl="0" w:tplc="5ACE0620">
-      <w:start w:val="1"/>
-      <w:numFmt w:val="bullet"/>
-      <w:lvlText w:val="•"/>
-      <w:lvlJc w:val="left"/>
-      <w:pPr>
-        <w:ind w:left="560" w:hanging="280"/>
-      </w:pPr>
-    </w:lvl>
-    <w:lvl w:ilvl="1" w:tplc="64BE420A">
-      <w:numFmt w:val="decimal"/>
-      <w:lvlText w:val=""/>
-      <w:lvlJc w:val="left"/>
-    </w:lvl>
-    <w:lvl w:ilvl="2" w:tplc="D3A879B2">
-      <w:numFmt w:val="decimal"/>
-      <w:lvlText w:val=""/>
-      <w:lvlJc w:val="left"/>
-    </w:lvl>
-    <w:lvl w:ilvl="3" w:tplc="35DE1492">
-      <w:numFmt w:val="decimal"/>
-      <w:lvlText w:val=""/>
-      <w:lvlJc w:val="left"/>
-    </w:lvl>
-    <w:lvl w:ilvl="4" w:tplc="A7F2585C">
-      <w:numFmt w:val="decimal"/>
-      <w:lvlText w:val=""/>
-      <w:lvlJc w:val="left"/>
-    </w:lvl>
-    <w:lvl w:ilvl="5" w:tplc="403CC91E">
-      <w:numFmt w:val="decimal"/>
-      <w:lvlText w:val=""/>
-      <w:lvlJc w:val="left"/>
-    </w:lvl>
-    <w:lvl w:ilvl="6" w:tplc="2222BABC">
-      <w:numFmt w:val="decimal"/>
-      <w:lvlText w:val=""/>
-      <w:lvlJc w:val="left"/>
-    </w:lvl>
-    <w:lvl w:ilvl="7" w:tplc="73BEB30A">
-      <w:numFmt w:val="decimal"/>
-      <w:lvlText w:val=""/>
-      <w:lvlJc w:val="left"/>
-    </w:lvl>
-    <w:lvl w:ilvl="8" w:tplc="3140E976">
-      <w:numFmt w:val="decimal"/>
-      <w:lvlText w:val=""/>
-      <w:lvlJc w:val="left"/>
-    </w:lvl>
-  </w:abstractNum>
-  <w:num w:numId="1" w16cid:durableId="1870213564">
-    <w:abstractNumId w:val="1"/>
+  <w:num w:numId="1" w16cid:durableId="558323687">
+    <w:abstractNumId w:val="2"/>
     <w:lvlOverride w:ilvl="0">
       <w:startOverride w:val="1"/>
     </w:lvlOverride>
   </w:num>
-  <w:num w:numId="2" w16cid:durableId="733360386">
-    <w:abstractNumId w:val="2"/>
+  <w:num w:numId="2" w16cid:durableId="973481927">
+    <w:abstractNumId w:val="0"/>
     <w:lvlOverride w:ilvl="0">
       <w:startOverride w:val="1"/>
     </w:lvlOverride>
@@ -50163,7 +50163,7 @@
     <w:autoRedefine/>
     <w:uiPriority w:val="39"/>
     <w:unhideWhenUsed/>
-    <w:rsid w:val="00D63A24"/>
+    <w:rsid w:val="00C57953"/>
     <w:pPr>
       <w:spacing w:after="100"/>
     </w:pPr>

--- a/public/documentos/CRO-01-linea-base-del-cronograma.docx
+++ b/public/documentos/CRO-01-linea-base-del-cronograma.docx
@@ -52,7 +52,7 @@
                 <w:noProof/>
               </w:rPr>
               <w:drawing>
-                <wp:inline distT="0" distB="0" distL="0" distR="0" wp14:anchorId="1347C79C" wp14:editId="43C15B67">
+                <wp:inline distT="0" distB="0" distL="0" distR="0" wp14:anchorId="7D984BCF" wp14:editId="56A1484C">
                   <wp:extent cx="990600" cy="990600"/>
                   <wp:effectExtent l="0" t="0" r="0" b="0"/>
                   <wp:docPr id="1" name="Imagen 1"/>
@@ -171,10 +171,10 @@
                 <w:noProof/>
               </w:rPr>
               <w:drawing>
-                <wp:inline distT="0" distB="0" distL="0" distR="0" wp14:anchorId="6BDC4CF1" wp14:editId="7D80A12C">
+                <wp:inline distT="0" distB="0" distL="0" distR="0" wp14:anchorId="045F6E72" wp14:editId="5C1CAEEE">
                   <wp:extent cx="800100" cy="800100"/>
                   <wp:effectExtent l="0" t="0" r="0" b="0"/>
-                  <wp:docPr id="1595398811" name="Imagen 1595398811"/>
+                  <wp:docPr id="2015459244" name="Imagen 2015459244"/>
                   <wp:cNvGraphicFramePr>
                     <a:graphicFrameLocks xmlns:a="http://schemas.openxmlformats.org/drawingml/2006/main" noChangeAspect="1"/>
                   </wp:cNvGraphicFramePr>
@@ -2867,7 +2867,7 @@
     <w:sdt>
       <w:sdtPr>
         <w:alias w:val="Contenido"/>
-        <w:id w:val="550959766"/>
+        <w:id w:val="554588084"/>
       </w:sdtPr>
       <w:sdtEndPr/>
       <w:sdtContent>
@@ -2893,7 +2893,7 @@
           <w:r>
             <w:fldChar w:fldCharType="separate"/>
           </w:r>
-          <w:hyperlink w:anchor="_Toc243091819" w:history="1">
+          <w:hyperlink w:anchor="_Toc243093632" w:history="1">
             <w:r>
               <w:rPr>
                 <w:rStyle w:val="Hipervnculo"/>
@@ -2917,7 +2917,7 @@
               <w:rPr>
                 <w:noProof/>
               </w:rPr>
-              <w:instrText xml:space="preserve"> PAGEREF _Toc243091819 \h </w:instrText>
+              <w:instrText xml:space="preserve"> PAGEREF _Toc243093632 \h </w:instrText>
             </w:r>
             <w:r>
               <w:rPr>
@@ -2957,7 +2957,7 @@
               <w14:ligatures w14:val="standardContextual"/>
             </w:rPr>
           </w:pPr>
-          <w:hyperlink w:anchor="_Toc243091820" w:history="1">
+          <w:hyperlink w:anchor="_Toc243093633" w:history="1">
             <w:r>
               <w:rPr>
                 <w:rStyle w:val="Hipervnculo"/>
@@ -2981,7 +2981,7 @@
               <w:rPr>
                 <w:noProof/>
               </w:rPr>
-              <w:instrText xml:space="preserve"> PAGEREF _Toc243091820 \h </w:instrText>
+              <w:instrText xml:space="preserve"> PAGEREF _Toc243093633 \h </w:instrText>
             </w:r>
             <w:r>
               <w:rPr>
@@ -3021,7 +3021,7 @@
               <w14:ligatures w14:val="standardContextual"/>
             </w:rPr>
           </w:pPr>
-          <w:hyperlink w:anchor="_Toc243091821" w:history="1">
+          <w:hyperlink w:anchor="_Toc243093634" w:history="1">
             <w:r>
               <w:rPr>
                 <w:rStyle w:val="Hipervnculo"/>
@@ -3045,7 +3045,7 @@
               <w:rPr>
                 <w:noProof/>
               </w:rPr>
-              <w:instrText xml:space="preserve"> PAGEREF _Toc243091821 \h </w:instrText>
+              <w:instrText xml:space="preserve"> PAGEREF _Toc243093634 \h </w:instrText>
             </w:r>
             <w:r>
               <w:rPr>
@@ -3085,7 +3085,7 @@
               <w14:ligatures w14:val="standardContextual"/>
             </w:rPr>
           </w:pPr>
-          <w:hyperlink w:anchor="_Toc243091822" w:history="1">
+          <w:hyperlink w:anchor="_Toc243093635" w:history="1">
             <w:r>
               <w:rPr>
                 <w:rStyle w:val="Hipervnculo"/>
@@ -3109,7 +3109,7 @@
               <w:rPr>
                 <w:noProof/>
               </w:rPr>
-              <w:instrText xml:space="preserve"> PAGEREF _Toc243091822 \h </w:instrText>
+              <w:instrText xml:space="preserve"> PAGEREF _Toc243093635 \h </w:instrText>
             </w:r>
             <w:r>
               <w:rPr>
@@ -3149,7 +3149,7 @@
               <w14:ligatures w14:val="standardContextual"/>
             </w:rPr>
           </w:pPr>
-          <w:hyperlink w:anchor="_Toc243091823" w:history="1">
+          <w:hyperlink w:anchor="_Toc243093636" w:history="1">
             <w:r>
               <w:rPr>
                 <w:rStyle w:val="Hipervnculo"/>
@@ -3173,7 +3173,7 @@
               <w:rPr>
                 <w:noProof/>
               </w:rPr>
-              <w:instrText xml:space="preserve"> PAGEREF _Toc243091823 \h </w:instrText>
+              <w:instrText xml:space="preserve"> PAGEREF _Toc243093636 \h </w:instrText>
             </w:r>
             <w:r>
               <w:rPr>
@@ -3213,7 +3213,7 @@
               <w14:ligatures w14:val="standardContextual"/>
             </w:rPr>
           </w:pPr>
-          <w:hyperlink w:anchor="_Toc243091824" w:history="1">
+          <w:hyperlink w:anchor="_Toc243093637" w:history="1">
             <w:r>
               <w:rPr>
                 <w:rStyle w:val="Hipervnculo"/>
@@ -3237,7 +3237,7 @@
               <w:rPr>
                 <w:noProof/>
               </w:rPr>
-              <w:instrText xml:space="preserve"> PAGEREF _Toc243091824 \h </w:instrText>
+              <w:instrText xml:space="preserve"> PAGEREF _Toc243093637 \h </w:instrText>
             </w:r>
             <w:r>
               <w:rPr>
@@ -3277,7 +3277,7 @@
               <w14:ligatures w14:val="standardContextual"/>
             </w:rPr>
           </w:pPr>
-          <w:hyperlink w:anchor="_Toc243091825" w:history="1">
+          <w:hyperlink w:anchor="_Toc243093638" w:history="1">
             <w:r>
               <w:rPr>
                 <w:rStyle w:val="Hipervnculo"/>
@@ -3301,7 +3301,7 @@
               <w:rPr>
                 <w:noProof/>
               </w:rPr>
-              <w:instrText xml:space="preserve"> PAGEREF _Toc243091825 \h </w:instrText>
+              <w:instrText xml:space="preserve"> PAGEREF _Toc243093638 \h </w:instrText>
             </w:r>
             <w:r>
               <w:rPr>
@@ -3341,7 +3341,7 @@
               <w14:ligatures w14:val="standardContextual"/>
             </w:rPr>
           </w:pPr>
-          <w:hyperlink w:anchor="_Toc243091826" w:history="1">
+          <w:hyperlink w:anchor="_Toc243093639" w:history="1">
             <w:r>
               <w:rPr>
                 <w:rStyle w:val="Hipervnculo"/>
@@ -3365,7 +3365,7 @@
               <w:rPr>
                 <w:noProof/>
               </w:rPr>
-              <w:instrText xml:space="preserve"> PAGEREF _Toc243091826 \h </w:instrText>
+              <w:instrText xml:space="preserve"> PAGEREF _Toc243093639 \h </w:instrText>
             </w:r>
             <w:r>
               <w:rPr>
@@ -3405,7 +3405,7 @@
               <w14:ligatures w14:val="standardContextual"/>
             </w:rPr>
           </w:pPr>
-          <w:hyperlink w:anchor="_Toc243091827" w:history="1">
+          <w:hyperlink w:anchor="_Toc243093640" w:history="1">
             <w:r>
               <w:rPr>
                 <w:rStyle w:val="Hipervnculo"/>
@@ -3429,7 +3429,7 @@
               <w:rPr>
                 <w:noProof/>
               </w:rPr>
-              <w:instrText xml:space="preserve"> PAGEREF _Toc243091827 \h </w:instrText>
+              <w:instrText xml:space="preserve"> PAGEREF _Toc243093640 \h </w:instrText>
             </w:r>
             <w:r>
               <w:rPr>
@@ -3479,7 +3479,7 @@
       <w:pPr>
         <w:pStyle w:val="Ttulo1"/>
       </w:pPr>
-      <w:bookmarkStart w:id="0" w:name="_Toc243091819"/>
+      <w:bookmarkStart w:id="0" w:name="_Toc243093632"/>
       <w:r>
         <w:lastRenderedPageBreak/>
         <w:t>1. Cambios respecto de la versión 2</w:t>
@@ -4696,7 +4696,7 @@
       <w:pPr>
         <w:pStyle w:val="Ttulo1"/>
       </w:pPr>
-      <w:bookmarkStart w:id="1" w:name="_Toc243091820"/>
+      <w:bookmarkStart w:id="1" w:name="_Toc243093633"/>
       <w:r>
         <w:t>2. Plan de gestión del cronograma</w:t>
       </w:r>
@@ -5527,7 +5527,7 @@
       <w:pPr>
         <w:pStyle w:val="Ttulo1"/>
       </w:pPr>
-      <w:bookmarkStart w:id="2" w:name="_Toc243091821"/>
+      <w:bookmarkStart w:id="2" w:name="_Toc243093634"/>
       <w:r>
         <w:lastRenderedPageBreak/>
         <w:t>3. Calendario del proyecto</w:t>
@@ -8116,7 +8116,7 @@
       <w:pPr>
         <w:pStyle w:val="Ttulo1"/>
       </w:pPr>
-      <w:bookmarkStart w:id="3" w:name="_Toc243091822"/>
+      <w:bookmarkStart w:id="3" w:name="_Toc243093635"/>
       <w:r>
         <w:lastRenderedPageBreak/>
         <w:t>4. Lista de actividades y estimación PERT</w:t>
@@ -31836,7 +31836,7 @@
       <w:pPr>
         <w:pStyle w:val="Ttulo1"/>
       </w:pPr>
-      <w:bookmarkStart w:id="4" w:name="_Toc243091823"/>
+      <w:bookmarkStart w:id="4" w:name="_Toc243093636"/>
       <w:r>
         <w:lastRenderedPageBreak/>
         <w:t>5. Resumen de la estimación</w:t>
@@ -33687,7 +33687,7 @@
       <w:pPr>
         <w:pStyle w:val="Ttulo1"/>
       </w:pPr>
-      <w:bookmarkStart w:id="5" w:name="_Toc243091824"/>
+      <w:bookmarkStart w:id="5" w:name="_Toc243093637"/>
       <w:r>
         <w:t>6. Cronograma de hitos</w:t>
       </w:r>
@@ -34753,7 +34753,7 @@
       <w:pPr>
         <w:pStyle w:val="Ttulo1"/>
       </w:pPr>
-      <w:bookmarkStart w:id="6" w:name="_Toc243091825"/>
+      <w:bookmarkStart w:id="6" w:name="_Toc243093638"/>
       <w:r>
         <w:lastRenderedPageBreak/>
         <w:t>7. Diagrama de Gantt por semanas</w:t>
@@ -44767,7 +44767,7 @@
       <w:pPr>
         <w:pStyle w:val="Ttulo1"/>
       </w:pPr>
-      <w:bookmarkStart w:id="7" w:name="_Toc243091826"/>
+      <w:bookmarkStart w:id="7" w:name="_Toc243093639"/>
       <w:r>
         <w:lastRenderedPageBreak/>
         <w:t>8. Asignación por integrante</w:t>
@@ -45714,7 +45714,7 @@
       <w:pPr>
         <w:pStyle w:val="Ttulo1"/>
       </w:pPr>
-      <w:bookmarkStart w:id="8" w:name="_Toc243091827"/>
+      <w:bookmarkStart w:id="8" w:name="_Toc243093640"/>
       <w:r>
         <w:t>9. Monitoreo y control del cronograma</w:t>
       </w:r>
@@ -49371,10 +49371,10 @@
 <file path=word/numbering.xml><?xml version="1.0" encoding="utf-8"?>
 <w:numbering xmlns:wpc="http://schemas.microsoft.com/office/word/2010/wordprocessingCanvas" xmlns:cx="http://schemas.microsoft.com/office/drawing/2014/chartex" xmlns:cx1="http://schemas.microsoft.com/office/drawing/2015/9/8/chartex" xmlns:cx2="http://schemas.microsoft.com/office/drawing/2015/10/21/chartex" xmlns:cx3="http://schemas.microsoft.com/office/drawing/2016/5/9/chartex" xmlns:cx4="http://schemas.microsoft.com/office/drawing/2016/5/10/chartex" xmlns:cx5="http://schemas.microsoft.com/office/drawing/2016/5/11/chartex" xmlns:cx6="http://schemas.microsoft.com/office/drawing/2016/5/12/chartex" xmlns:cx7="http://schemas.microsoft.com/office/drawing/2016/5/13/chartex" xmlns:cx8="http://schemas.microsoft.com/office/drawing/2016/5/14/chartex" xmlns:mc="http://schemas.openxmlformats.org/markup-compatibility/2006" xmlns:aink="http://schemas.microsoft.com/office/drawing/2016/ink" xmlns:am3d="http://schemas.microsoft.com/office/drawing/2017/model3d" xmlns:o="urn:schemas-microsoft-com:office:office" xmlns:oel="http://schemas.microsoft.com/office/2019/extlst" xmlns:r="http://schemas.openxmlformats.org/officeDocument/2006/relationships" xmlns:m="http://schemas.openxmlformats.org/officeDocument/2006/math" xmlns:v="urn:schemas-microsoft-com:vml" xmlns:wp14="http://schemas.microsoft.com/office/word/2010/wordprocessingDrawing" xmlns:wp="http://schemas.openxmlformats.org/drawingml/2006/wordprocessingDrawing" xmlns:w10="urn:schemas-microsoft-com:office:word" xmlns:w="http://schemas.openxmlformats.org/wordprocessingml/2006/main" xmlns:w14="http://schemas.microsoft.com/office/word/2010/wordml" xmlns:w15="http://schemas.microsoft.com/office/word/2012/wordml" xmlns:w16cex="http://schemas.microsoft.com/office/word/2018/wordml/cex" xmlns:w16cid="http://schemas.microsoft.com/office/word/2016/wordml/cid" xmlns:w16="http://schemas.microsoft.com/office/word/2018/wordml" xmlns:w16du="http://schemas.microsoft.com/office/word/2023/wordml/word16du" xmlns:w16sdtdh="http://schemas.microsoft.com/office/word/2020/wordml/sdtdatahash" xmlns:w16sdtfl="http://schemas.microsoft.com/office/word/2024/wordml/sdtformatlock" xmlns:w16se="http://schemas.microsoft.com/office/word/2015/wordml/symex" xmlns:wpg="http://schemas.microsoft.com/office/word/2010/wordprocessingGroup" xmlns:wpi="http://schemas.microsoft.com/office/word/2010/wordprocessingInk" xmlns:wne="http://schemas.microsoft.com/office/word/2006/wordml" xmlns:wps="http://schemas.microsoft.com/office/word/2010/wordprocessingShape" mc:Ignorable="w14 w15 w16se w16cid w16 w16cex w16sdtdh w16sdtfl w16du wp14">
   <w:abstractNum w:abstractNumId="0" w15:restartNumberingAfterBreak="0">
-    <w:nsid w:val="64E1696A"/>
+    <w:nsid w:val="2D125921"/>
     <w:multiLevelType w:val="hybridMultilevel"/>
-    <w:tmpl w:val="AA9EFC10"/>
-    <w:lvl w:ilvl="0" w:tplc="7744E8BC">
+    <w:tmpl w:val="41083F82"/>
+    <w:lvl w:ilvl="0" w:tplc="CDE0BC94">
       <w:start w:val="1"/>
       <w:numFmt w:val="bullet"/>
       <w:lvlText w:val="•"/>
@@ -49383,106 +49383,52 @@
         <w:ind w:left="560" w:hanging="280"/>
       </w:pPr>
     </w:lvl>
-    <w:lvl w:ilvl="1" w:tplc="10AAB974">
+    <w:lvl w:ilvl="1" w:tplc="F41C5A4C">
       <w:numFmt w:val="decimal"/>
       <w:lvlText w:val=""/>
       <w:lvlJc w:val="left"/>
     </w:lvl>
-    <w:lvl w:ilvl="2" w:tplc="39AE2F1A">
+    <w:lvl w:ilvl="2" w:tplc="8834AB26">
       <w:numFmt w:val="decimal"/>
       <w:lvlText w:val=""/>
       <w:lvlJc w:val="left"/>
     </w:lvl>
-    <w:lvl w:ilvl="3" w:tplc="6DDCF4E2">
+    <w:lvl w:ilvl="3" w:tplc="3FE4A21A">
       <w:numFmt w:val="decimal"/>
       <w:lvlText w:val=""/>
       <w:lvlJc w:val="left"/>
     </w:lvl>
-    <w:lvl w:ilvl="4" w:tplc="042A0D42">
+    <w:lvl w:ilvl="4" w:tplc="359276D4">
       <w:numFmt w:val="decimal"/>
       <w:lvlText w:val=""/>
       <w:lvlJc w:val="left"/>
     </w:lvl>
-    <w:lvl w:ilvl="5" w:tplc="1428B83E">
+    <w:lvl w:ilvl="5" w:tplc="1D76939E">
       <w:numFmt w:val="decimal"/>
       <w:lvlText w:val=""/>
       <w:lvlJc w:val="left"/>
     </w:lvl>
-    <w:lvl w:ilvl="6" w:tplc="9A44D362">
+    <w:lvl w:ilvl="6" w:tplc="97E4961A">
       <w:numFmt w:val="decimal"/>
       <w:lvlText w:val=""/>
       <w:lvlJc w:val="left"/>
     </w:lvl>
-    <w:lvl w:ilvl="7" w:tplc="090C7D18">
+    <w:lvl w:ilvl="7" w:tplc="DCA66566">
       <w:numFmt w:val="decimal"/>
       <w:lvlText w:val=""/>
       <w:lvlJc w:val="left"/>
     </w:lvl>
-    <w:lvl w:ilvl="8" w:tplc="78409B7A">
+    <w:lvl w:ilvl="8" w:tplc="5B4856AE">
       <w:numFmt w:val="decimal"/>
       <w:lvlText w:val=""/>
       <w:lvlJc w:val="left"/>
     </w:lvl>
   </w:abstractNum>
   <w:abstractNum w:abstractNumId="1" w15:restartNumberingAfterBreak="0">
-    <w:nsid w:val="77AC5E77"/>
+    <w:nsid w:val="573E2284"/>
     <w:multiLevelType w:val="hybridMultilevel"/>
-    <w:tmpl w:val="A2680E76"/>
-    <w:lvl w:ilvl="0" w:tplc="28C4331E">
-      <w:start w:val="1"/>
-      <w:numFmt w:val="decimal"/>
-      <w:lvlText w:val="%1."/>
-      <w:lvlJc w:val="left"/>
-      <w:pPr>
-        <w:ind w:left="560" w:hanging="340"/>
-      </w:pPr>
-    </w:lvl>
-    <w:lvl w:ilvl="1" w:tplc="55E6C288">
-      <w:numFmt w:val="decimal"/>
-      <w:lvlText w:val=""/>
-      <w:lvlJc w:val="left"/>
-    </w:lvl>
-    <w:lvl w:ilvl="2" w:tplc="8638823E">
-      <w:numFmt w:val="decimal"/>
-      <w:lvlText w:val=""/>
-      <w:lvlJc w:val="left"/>
-    </w:lvl>
-    <w:lvl w:ilvl="3" w:tplc="14463580">
-      <w:numFmt w:val="decimal"/>
-      <w:lvlText w:val=""/>
-      <w:lvlJc w:val="left"/>
-    </w:lvl>
-    <w:lvl w:ilvl="4" w:tplc="D930C172">
-      <w:numFmt w:val="decimal"/>
-      <w:lvlText w:val=""/>
-      <w:lvlJc w:val="left"/>
-    </w:lvl>
-    <w:lvl w:ilvl="5" w:tplc="ABB6EF2E">
-      <w:numFmt w:val="decimal"/>
-      <w:lvlText w:val=""/>
-      <w:lvlJc w:val="left"/>
-    </w:lvl>
-    <w:lvl w:ilvl="6" w:tplc="35CC4A2C">
-      <w:numFmt w:val="decimal"/>
-      <w:lvlText w:val=""/>
-      <w:lvlJc w:val="left"/>
-    </w:lvl>
-    <w:lvl w:ilvl="7" w:tplc="0302DAC0">
-      <w:numFmt w:val="decimal"/>
-      <w:lvlText w:val=""/>
-      <w:lvlJc w:val="left"/>
-    </w:lvl>
-    <w:lvl w:ilvl="8" w:tplc="B8F04F28">
-      <w:numFmt w:val="decimal"/>
-      <w:lvlText w:val=""/>
-      <w:lvlJc w:val="left"/>
-    </w:lvl>
-  </w:abstractNum>
-  <w:abstractNum w:abstractNumId="2" w15:restartNumberingAfterBreak="0">
-    <w:nsid w:val="7EA270DE"/>
-    <w:multiLevelType w:val="hybridMultilevel"/>
-    <w:tmpl w:val="96A242FE"/>
-    <w:lvl w:ilvl="0" w:tplc="81BC9E80">
+    <w:tmpl w:val="916E9B7C"/>
+    <w:lvl w:ilvl="0" w:tplc="515A77E2">
       <w:start w:val="1"/>
       <w:numFmt w:val="bullet"/>
       <w:lvlText w:val="●"/>
@@ -49491,7 +49437,7 @@
         <w:ind w:left="720" w:hanging="360"/>
       </w:pPr>
     </w:lvl>
-    <w:lvl w:ilvl="1" w:tplc="114E4B8A">
+    <w:lvl w:ilvl="1" w:tplc="7570A87C">
       <w:start w:val="1"/>
       <w:numFmt w:val="bullet"/>
       <w:lvlText w:val="○"/>
@@ -49500,7 +49446,7 @@
         <w:ind w:left="1440" w:hanging="360"/>
       </w:pPr>
     </w:lvl>
-    <w:lvl w:ilvl="2" w:tplc="6D827606">
+    <w:lvl w:ilvl="2" w:tplc="2D628B4A">
       <w:start w:val="1"/>
       <w:numFmt w:val="bullet"/>
       <w:lvlText w:val="■"/>
@@ -49509,7 +49455,7 @@
         <w:ind w:left="2160" w:hanging="360"/>
       </w:pPr>
     </w:lvl>
-    <w:lvl w:ilvl="3" w:tplc="57ACD2AA">
+    <w:lvl w:ilvl="3" w:tplc="109234D8">
       <w:start w:val="1"/>
       <w:numFmt w:val="bullet"/>
       <w:lvlText w:val="●"/>
@@ -49518,7 +49464,7 @@
         <w:ind w:left="2880" w:hanging="360"/>
       </w:pPr>
     </w:lvl>
-    <w:lvl w:ilvl="4" w:tplc="4F12F92E">
+    <w:lvl w:ilvl="4" w:tplc="9392C1BA">
       <w:start w:val="1"/>
       <w:numFmt w:val="bullet"/>
       <w:lvlText w:val="○"/>
@@ -49527,7 +49473,7 @@
         <w:ind w:left="3600" w:hanging="360"/>
       </w:pPr>
     </w:lvl>
-    <w:lvl w:ilvl="5" w:tplc="EC121388">
+    <w:lvl w:ilvl="5" w:tplc="703E7EAA">
       <w:start w:val="1"/>
       <w:numFmt w:val="bullet"/>
       <w:lvlText w:val="■"/>
@@ -49536,7 +49482,7 @@
         <w:ind w:left="4320" w:hanging="360"/>
       </w:pPr>
     </w:lvl>
-    <w:lvl w:ilvl="6" w:tplc="B552BBD4">
+    <w:lvl w:ilvl="6" w:tplc="B2529618">
       <w:start w:val="1"/>
       <w:numFmt w:val="bullet"/>
       <w:lvlText w:val="●"/>
@@ -49545,7 +49491,7 @@
         <w:ind w:left="5040" w:hanging="360"/>
       </w:pPr>
     </w:lvl>
-    <w:lvl w:ilvl="7" w:tplc="24BECF24">
+    <w:lvl w:ilvl="7" w:tplc="95C6414A">
       <w:start w:val="1"/>
       <w:numFmt w:val="bullet"/>
       <w:lvlText w:val="●"/>
@@ -49554,7 +49500,7 @@
         <w:ind w:left="5760" w:hanging="360"/>
       </w:pPr>
     </w:lvl>
-    <w:lvl w:ilvl="8" w:tplc="5268DD6A">
+    <w:lvl w:ilvl="8" w:tplc="2C947596">
       <w:start w:val="1"/>
       <w:numFmt w:val="bullet"/>
       <w:lvlText w:val="●"/>
@@ -49564,13 +49510,67 @@
       </w:pPr>
     </w:lvl>
   </w:abstractNum>
-  <w:num w:numId="1" w16cid:durableId="558323687">
-    <w:abstractNumId w:val="2"/>
+  <w:abstractNum w:abstractNumId="2" w15:restartNumberingAfterBreak="0">
+    <w:nsid w:val="6B074C47"/>
+    <w:multiLevelType w:val="hybridMultilevel"/>
+    <w:tmpl w:val="117E4FD4"/>
+    <w:lvl w:ilvl="0" w:tplc="E376DDCA">
+      <w:start w:val="1"/>
+      <w:numFmt w:val="decimal"/>
+      <w:lvlText w:val="%1."/>
+      <w:lvlJc w:val="left"/>
+      <w:pPr>
+        <w:ind w:left="560" w:hanging="340"/>
+      </w:pPr>
+    </w:lvl>
+    <w:lvl w:ilvl="1" w:tplc="522239FE">
+      <w:numFmt w:val="decimal"/>
+      <w:lvlText w:val=""/>
+      <w:lvlJc w:val="left"/>
+    </w:lvl>
+    <w:lvl w:ilvl="2" w:tplc="3BA0E99A">
+      <w:numFmt w:val="decimal"/>
+      <w:lvlText w:val=""/>
+      <w:lvlJc w:val="left"/>
+    </w:lvl>
+    <w:lvl w:ilvl="3" w:tplc="60866AD0">
+      <w:numFmt w:val="decimal"/>
+      <w:lvlText w:val=""/>
+      <w:lvlJc w:val="left"/>
+    </w:lvl>
+    <w:lvl w:ilvl="4" w:tplc="2DBAA388">
+      <w:numFmt w:val="decimal"/>
+      <w:lvlText w:val=""/>
+      <w:lvlJc w:val="left"/>
+    </w:lvl>
+    <w:lvl w:ilvl="5" w:tplc="4A422208">
+      <w:numFmt w:val="decimal"/>
+      <w:lvlText w:val=""/>
+      <w:lvlJc w:val="left"/>
+    </w:lvl>
+    <w:lvl w:ilvl="6" w:tplc="DF404A80">
+      <w:numFmt w:val="decimal"/>
+      <w:lvlText w:val=""/>
+      <w:lvlJc w:val="left"/>
+    </w:lvl>
+    <w:lvl w:ilvl="7" w:tplc="6E425F6C">
+      <w:numFmt w:val="decimal"/>
+      <w:lvlText w:val=""/>
+      <w:lvlJc w:val="left"/>
+    </w:lvl>
+    <w:lvl w:ilvl="8" w:tplc="09007E86">
+      <w:numFmt w:val="decimal"/>
+      <w:lvlText w:val=""/>
+      <w:lvlJc w:val="left"/>
+    </w:lvl>
+  </w:abstractNum>
+  <w:num w:numId="1" w16cid:durableId="784153213">
+    <w:abstractNumId w:val="1"/>
     <w:lvlOverride w:ilvl="0">
       <w:startOverride w:val="1"/>
     </w:lvlOverride>
   </w:num>
-  <w:num w:numId="2" w16cid:durableId="973481927">
+  <w:num w:numId="2" w16cid:durableId="1152403368">
     <w:abstractNumId w:val="0"/>
     <w:lvlOverride w:ilvl="0">
       <w:startOverride w:val="1"/>
@@ -50163,7 +50163,7 @@
     <w:autoRedefine/>
     <w:uiPriority w:val="39"/>
     <w:unhideWhenUsed/>
-    <w:rsid w:val="00C57953"/>
+    <w:rsid w:val="001337AE"/>
     <w:pPr>
       <w:spacing w:after="100"/>
     </w:pPr>
